--- a/docs/prd/PhanHeKeToan.docx
+++ b/docs/prd/PhanHeKeToan.docx
@@ -2,7 +2,7 @@
 <file path=word/document.xml><?xml version="1.0" encoding="utf-8"?>
 <w:document xmlns:w="http://schemas.openxmlformats.org/wordprocessingml/2006/main" xmlns:m="http://schemas.openxmlformats.org/officeDocument/2006/math" xmlns:r="http://schemas.openxmlformats.org/officeDocument/2006/relationships" xmlns:o="urn:schemas-microsoft-com:office:office" xmlns:v="urn:schemas-microsoft-com:vml" xmlns:w10="urn:schemas-microsoft-com:office:word" xmlns:a="http://schemas.openxmlformats.org/drawingml/2006/main" xmlns:pic="http://schemas.openxmlformats.org/drawingml/2006/picture" xmlns:wp="http://schemas.openxmlformats.org/drawingml/2006/wordprocessingDrawing">
   <w:body>
-    <w:bookmarkStart w:id="70" w:name="prd-phân-hệ-kế-toán"/>
+    <w:bookmarkStart w:id="69" w:name="prd-phân-hệ-kế-toán"/>
     <w:p>
       <w:pPr>
         <w:pStyle w:val="Heading1"/>
@@ -23,10 +23,7 @@
         <w:t xml:space="preserve">Dự án:</w:t>
       </w:r>
       <w:r>
-        <w:t xml:space="preserve"> </w:t>
-      </w:r>
-      <w:r>
-        <w:t xml:space="preserve">TTransport — Silver Sea</w:t>
+        <w:t xml:space="preserve"> TTransport — Silver Sea</w:t>
       </w:r>
     </w:p>
     <w:p>
@@ -34,16 +31,7 @@
         <w:pStyle w:val="BodyText"/>
       </w:pPr>
       <w:r>
-        <w:t xml:space="preserve">Tài liệu này ghi lại yêu cầu của chủ sản phẩm về giao diện và quy tắc nghiệp vụ của</w:t>
-      </w:r>
-      <w:r>
-        <w:t xml:space="preserve"> </w:t>
-      </w:r>
-      <w:r>
-        <w:t xml:space="preserve">phân hệ Kế toán, tổng hợp từ</w:t>
-      </w:r>
-      <w:r>
-        <w:t xml:space="preserve"> </w:t>
+        <w:t xml:space="preserve">Tài liệu này ghi lại yêu cầu của chủ sản phẩm về giao diện và quy tắc nghiệp vụ của phân hệ Kế toán, tổng hợp từ </w:t>
       </w:r>
       <w:r>
         <w:rPr>
@@ -52,25 +40,7 @@
         <w:t xml:space="preserve">5.10 - CHI TIẾT CÁC BỘ PHẬN.docx</w:t>
       </w:r>
       <w:r>
-        <w:t xml:space="preserve"> </w:t>
-      </w:r>
-      <w:r>
-        <w:t xml:space="preserve">Phần 1 (PHÂN HỆ</w:t>
-      </w:r>
-      <w:r>
-        <w:t xml:space="preserve"> </w:t>
-      </w:r>
-      <w:r>
-        <w:t xml:space="preserve">KẾ TOÁN), nhận ngày 05/10/2026. Toàn bộ ảnh mockup là ảnh gốc trong file nguồn.</w:t>
-      </w:r>
-      <w:r>
-        <w:t xml:space="preserve"> </w:t>
-      </w:r>
-      <w:r>
-        <w:t xml:space="preserve">Tài liệu mô tả</w:t>
-      </w:r>
-      <w:r>
-        <w:t xml:space="preserve"> </w:t>
+        <w:t xml:space="preserve"> Phần 1 (PHÂN HỆ KẾ TOÁN), nhận ngày 05/10/2026. Toàn bộ ảnh mockup là ảnh gốc trong file nguồn. Tài liệu mô tả </w:t>
       </w:r>
       <w:r>
         <w:rPr>
@@ -80,19 +50,7 @@
         <w:t xml:space="preserve">yêu cầu</w:t>
       </w:r>
       <w:r>
-        <w:t xml:space="preserve">, không phải hiện trạng đã triển khai; các mục ghi</w:t>
-      </w:r>
-      <w:r>
-        <w:t xml:space="preserve"> </w:t>
-      </w:r>
-      <w:r>
-        <w:t xml:space="preserve">“đã làm – chưa test”</w:t>
-      </w:r>
-      <w:r>
-        <w:t xml:space="preserve"> </w:t>
-      </w:r>
-      <w:r>
-        <w:t xml:space="preserve">là phần đã dựng trên hệ thống nhưng chưa có rung kiểm thử.</w:t>
+        <w:t>, không phải hiện trạng đã triển khai; các mục ghi “đã làm – chưa test” là phần đã dựng trên hệ thống nhưng chưa có rung kiểm thử.</w:t>
       </w:r>
     </w:p>
     <w:p>
@@ -100,10 +58,7 @@
         <w:pStyle w:val="BodyText"/>
       </w:pPr>
       <w:r>
-        <w:t xml:space="preserve">Vai trò chính:</w:t>
-      </w:r>
-      <w:r>
-        <w:t xml:space="preserve"> </w:t>
+        <w:t xml:space="preserve">Vai trò chính: </w:t>
       </w:r>
       <w:r>
         <w:rPr>
@@ -113,39 +68,7 @@
         <w:t xml:space="preserve">Kế toán</w:t>
       </w:r>
       <w:r>
-        <w:t xml:space="preserve">. Các vai trò liên quan: Lái xe và Ops nhập chi phí,</w:t>
-      </w:r>
-      <w:r>
-        <w:t xml:space="preserve"> </w:t>
-      </w:r>
-      <w:r>
-        <w:t xml:space="preserve">CUS khai báo cược, Điều vận ghi chú vận tải. Quyền luôn theo vai trò và phạm vi</w:t>
-      </w:r>
-      <w:r>
-        <w:t xml:space="preserve"> </w:t>
-      </w:r>
-      <w:r>
-        <w:t xml:space="preserve">được cấp — xem</w:t>
-      </w:r>
-      <w:r>
-        <w:t xml:space="preserve"> </w:t>
-      </w:r>
-      <w:hyperlink r:id="rId9">
-        <w:r>
-          <w:rPr>
-            <w:rStyle w:val="Hyperlink"/>
-          </w:rPr>
-          <w:t xml:space="preserve">README.md</w:t>
-        </w:r>
-      </w:hyperlink>
-      <w:r>
-        <w:t xml:space="preserve"> </w:t>
-      </w:r>
-      <w:r>
-        <w:t xml:space="preserve">§2. Quan hệ với tài liệu khác:</w:t>
-      </w:r>
-      <w:r>
-        <w:t xml:space="preserve"> </w:t>
+        <w:t xml:space="preserve">. Các vai trò liên quan: Lái xe và Ops nhập chi phí, CUS khai báo cược, Điều vận ghi chú vận tải. Quyền luôn theo vai trò và phạm vi được cấp — xem README.md §2. Quan hệ với tài liệu khác: </w:t>
       </w:r>
       <w:r>
         <w:rPr>
@@ -154,13 +77,7 @@
         <w:t xml:space="preserve">QuyTrinhO2C.docx</w:t>
       </w:r>
       <w:r>
-        <w:t xml:space="preserve"> </w:t>
-      </w:r>
-      <w:r>
-        <w:t xml:space="preserve">§7 (hồ sơ, bảng kê, lập phiếu thu/chi),</w:t>
-      </w:r>
-      <w:r>
-        <w:t xml:space="preserve"> </w:t>
+        <w:t xml:space="preserve"> §7 (hồ sơ, bảng kê, lập phiếu thu/chi), </w:t>
       </w:r>
       <w:r>
         <w:rPr>
@@ -169,19 +86,7 @@
         <w:t xml:space="preserve">OpsVanHanh.docx</w:t>
       </w:r>
       <w:r>
-        <w:t xml:space="preserve"> </w:t>
-      </w:r>
-      <w:r>
-        <w:t xml:space="preserve">§9</w:t>
-      </w:r>
-      <w:r>
-        <w:t xml:space="preserve"> </w:t>
-      </w:r>
-      <w:r>
-        <w:t xml:space="preserve">(tạm ứng và hoàn ứng của Ops),</w:t>
-      </w:r>
-      <w:r>
-        <w:t xml:space="preserve"> </w:t>
+        <w:t xml:space="preserve"> §9 (tạm ứng và hoàn ứng của Ops), </w:t>
       </w:r>
       <w:r>
         <w:rPr>
@@ -190,13 +95,10 @@
         <w:t xml:space="preserve">BaoGia.docx</w:t>
       </w:r>
       <w:r>
-        <w:t xml:space="preserve"> </w:t>
-      </w:r>
-      <w:r>
-        <w:t xml:space="preserve">(danh mục phí báo giá).</w:t>
-      </w:r>
-    </w:p>
-    <w:bookmarkStart w:id="10" w:name="mục-tiêu-và-phạm-vi"/>
+        <w:t xml:space="preserve"> (danh mục phí báo giá).</w:t>
+      </w:r>
+    </w:p>
+    <w:bookmarkStart w:id="9" w:name="mục-tiêu-và-phạm-vi"/>
     <w:p>
       <w:pPr>
         <w:pStyle w:val="Heading2"/>
@@ -210,19 +112,7 @@
         <w:pStyle w:val="FirstParagraph"/>
       </w:pPr>
       <w:r>
-        <w:t xml:space="preserve">Kế toán vào phân hệ phải thấy ngay bức tranh tiền — phải thu, phải trả, cược,</w:t>
-      </w:r>
-      <w:r>
-        <w:t xml:space="preserve"> </w:t>
-      </w:r>
-      <w:r>
-        <w:t xml:space="preserve">quỹ, nợ đến hạn — và thao tác được phơi phiếu, công nợ, quỹ, nhân sự tại một nơi,</w:t>
-      </w:r>
-      <w:r>
-        <w:t xml:space="preserve"> </w:t>
-      </w:r>
-      <w:r>
-        <w:t xml:space="preserve">không phải đối chiếu thủ công nhiều màn hình.</w:t>
+        <w:t>Kế toán vào phân hệ phải thấy ngay bức tranh tiền — phải thu, phải trả, cược, quỹ, nợ đến hạn — và thao tác được phơi phiếu, công nợ, quỹ, nhân sự tại một nơi, không phải đối chiếu thủ công nhiều màn hình.</w:t>
       </w:r>
     </w:p>
     <w:tbl>
@@ -365,32 +255,11 @@
         <w:pStyle w:val="BodyText"/>
       </w:pPr>
       <w:r>
-        <w:t xml:space="preserve">Ngoài phạm vi: các phân hệ khác (Điều độ, Lái xe, CUS, Quản lý). Chủ sản phẩm sẽ</w:t>
-      </w:r>
-      <w:r>
-        <w:t xml:space="preserve"> </w:t>
-      </w:r>
-      <w:r>
-        <w:t xml:space="preserve">gửi tiếp các phần sau của</w:t>
-      </w:r>
-      <w:r>
-        <w:t xml:space="preserve"> </w:t>
-      </w:r>
-      <w:r>
-        <w:t xml:space="preserve">“5.10 - CHI TIẾT CÁC BỘ PHẬN”</w:t>
-      </w:r>
-      <w:r>
-        <w:t xml:space="preserve">; mỗi phân hệ sẽ có tài</w:t>
-      </w:r>
-      <w:r>
-        <w:t xml:space="preserve"> </w:t>
-      </w:r>
-      <w:r>
-        <w:t xml:space="preserve">liệu riêng.</w:t>
-      </w:r>
-    </w:p>
-    <w:bookmarkEnd w:id="10"/>
-    <w:bookmarkStart w:id="19" w:name="dashboard-khi-đăng-nhập"/>
+        <w:t>Ngoài phạm vi: các phân hệ khác (Điều độ, Lái xe, CUS, Quản lý). Chủ sản phẩm sẽ gửi tiếp các phần sau của “5.10 - CHI TIẾT CÁC BỘ PHẬN”; mỗi phân hệ sẽ có tài liệu riêng.</w:t>
+      </w:r>
+    </w:p>
+    <w:bookmarkEnd w:id="9"/>
+    <w:bookmarkStart w:id="18" w:name="dashboard-khi-đăng-nhập"/>
     <w:p>
       <w:pPr>
         <w:pStyle w:val="Heading2"/>
@@ -399,7 +268,7 @@
         <w:t xml:space="preserve">2. Dashboard khi đăng nhập</w:t>
       </w:r>
     </w:p>
-    <w:bookmarkStart w:id="14" w:name="tổng-quát-về-tiền"/>
+    <w:bookmarkStart w:id="13" w:name="tổng-quát-về-tiền"/>
     <w:p>
       <w:pPr>
         <w:pStyle w:val="Heading3"/>
@@ -417,10 +286,7 @@
         </w:numPr>
       </w:pPr>
       <w:r>
-        <w:t xml:space="preserve">Tổng hợp các khách hàng có công nợ:</w:t>
-      </w:r>
-      <w:r>
-        <w:t xml:space="preserve"> </w:t>
+        <w:t xml:space="preserve">Tổng hợp các khách hàng có công nợ: </w:t>
       </w:r>
       <w:r>
         <w:rPr>
@@ -430,16 +296,7 @@
         <w:t xml:space="preserve">phải thu / phải trả trong tháng</w:t>
       </w:r>
       <w:r>
-        <w:t xml:space="preserve"> </w:t>
-      </w:r>
-      <w:r>
-        <w:t xml:space="preserve">theo cả</w:t>
-      </w:r>
-      <w:r>
-        <w:t xml:space="preserve"> </w:t>
-      </w:r>
-      <w:r>
-        <w:t xml:space="preserve">số lượng và số tiền (ảnh 1).</w:t>
+        <w:t xml:space="preserve"> theo cả số lượng và số tiền (ảnh 1).</w:t>
       </w:r>
     </w:p>
     <w:p>
@@ -451,10 +308,7 @@
         </w:numPr>
       </w:pPr>
       <w:r>
-        <w:t xml:space="preserve">Cột</w:t>
-      </w:r>
-      <w:r>
-        <w:t xml:space="preserve"> </w:t>
+        <w:t xml:space="preserve">Cột </w:t>
       </w:r>
       <w:r>
         <w:rPr>
@@ -464,16 +318,7 @@
         <w:t xml:space="preserve">Số lượng</w:t>
       </w:r>
       <w:r>
-        <w:t xml:space="preserve"> </w:t>
-      </w:r>
-      <w:r>
-        <w:t xml:space="preserve">nhấp vào mở chi tiết phải thu / phải trả theo từng khách hàng,</w:t>
-      </w:r>
-      <w:r>
-        <w:t xml:space="preserve"> </w:t>
-      </w:r>
-      <w:r>
-        <w:t xml:space="preserve">để có dự kiến nguồn tiền hợp lý.</w:t>
+        <w:t xml:space="preserve"> nhấp vào mở chi tiết phải thu / phải trả theo từng khách hàng, để có dự kiến nguồn tiền hợp lý.</w:t>
       </w:r>
     </w:p>
     <w:p>
@@ -485,18 +330,18 @@
           <wp:inline>
             <wp:extent cx="5334000" cy="2327563"/>
             <wp:effectExtent b="0" l="0" r="0" t="0"/>
-            <wp:docPr descr="" title="" id="12" name="Picture"/>
+            <wp:docPr descr="" title="" id="11" name="Picture"/>
             <a:graphic>
               <a:graphicData uri="http://schemas.openxmlformats.org/drawingml/2006/picture">
                 <pic:pic>
                   <pic:nvPicPr>
-                    <pic:cNvPr descr="/tmp/prd-510/media/image1.png" id="13" name="Picture"/>
+                    <pic:cNvPr descr="/tmp/prd-510/media/image1.png" id="12" name="Picture"/>
                     <pic:cNvPicPr>
                       <a:picLocks noChangeArrowheads="1" noChangeAspect="1"/>
                     </pic:cNvPicPr>
                   </pic:nvPicPr>
                   <pic:blipFill>
-                    <a:blip r:embed="rId11"/>
+                    <a:blip r:embed="rId10"/>
                     <a:stretch>
                       <a:fillRect/>
                     </a:stretch>
@@ -523,70 +368,187 @@
         </w:drawing>
       </w:r>
     </w:p>
+    <w:bookmarkEnd w:id="13"/>
+    <w:bookmarkStart w:id="14" w:name="tổng-hợp-cược-container"/>
+    <w:p>
+      <w:pPr>
+        <w:pStyle w:val="Heading3"/>
+      </w:pPr>
+      <w:r>
+        <w:t xml:space="preserve">2.2 Tổng hợp cược container</w:t>
+      </w:r>
+    </w:p>
+    <w:p>
+      <w:pPr>
+        <w:pStyle w:val="Compact"/>
+        <w:numPr>
+          <w:ilvl w:val="0"/>
+          <w:numId w:val="1002"/>
+        </w:numPr>
+      </w:pPr>
+      <w:r>
+        <w:t>Biểu đồ cột so sánh theo tuần (nếu có thể): số lượng container, số tiền cược, đã hoàn cược.</w:t>
+      </w:r>
+    </w:p>
     <w:bookmarkEnd w:id="14"/>
-    <w:bookmarkStart w:id="15" w:name="tổng-hợp-cược-container"/>
+    <w:bookmarkStart w:id="15" w:name="thông-báo-nhanh-về-quỹ"/>
     <w:p>
       <w:pPr>
         <w:pStyle w:val="Heading3"/>
       </w:pPr>
       <w:r>
-        <w:t xml:space="preserve">2.2 Tổng hợp cược container</w:t>
-      </w:r>
-    </w:p>
-    <w:p>
-      <w:pPr>
-        <w:pStyle w:val="Compact"/>
-        <w:numPr>
-          <w:ilvl w:val="0"/>
-          <w:numId w:val="1002"/>
-        </w:numPr>
-      </w:pPr>
-      <w:r>
-        <w:t xml:space="preserve">Biểu đồ cột so sánh theo tuần (nếu có thể): số lượng container, số tiền cược,</w:t>
-      </w:r>
-      <w:r>
-        <w:t xml:space="preserve"> </w:t>
-      </w:r>
-      <w:r>
-        <w:t xml:space="preserve">đã hoàn cược.</w:t>
+        <w:t xml:space="preserve">2.3 Thông báo nhanh về Quỹ</w:t>
+      </w:r>
+    </w:p>
+    <w:p>
+      <w:pPr>
+        <w:pStyle w:val="Compact"/>
+        <w:numPr>
+          <w:ilvl w:val="0"/>
+          <w:numId w:val="1003"/>
+        </w:numPr>
+      </w:pPr>
+      <w:r>
+        <w:t>Góc phải màn hình: số tiền còn tại ngày hôm đó (quỹ tiền mặt + quỹ công ty), có dự phòng về dòng tiền.</w:t>
       </w:r>
     </w:p>
     <w:bookmarkEnd w:id="15"/>
-    <w:bookmarkStart w:id="16" w:name="thông-báo-nhanh-về-quỹ"/>
+    <w:bookmarkStart w:id="16" w:name="cảnh-báo-công-nợ"/>
     <w:p>
       <w:pPr>
         <w:pStyle w:val="Heading3"/>
       </w:pPr>
       <w:r>
-        <w:t xml:space="preserve">2.3 Thông báo nhanh về Quỹ</w:t>
-      </w:r>
-    </w:p>
-    <w:p>
-      <w:pPr>
-        <w:pStyle w:val="Compact"/>
-        <w:numPr>
-          <w:ilvl w:val="0"/>
-          <w:numId w:val="1003"/>
-        </w:numPr>
-      </w:pPr>
-      <w:r>
-        <w:t xml:space="preserve">Góc phải màn hình: số tiền còn tại ngày hôm đó (quỹ tiền mặt + quỹ công ty),</w:t>
-      </w:r>
-      <w:r>
-        <w:t xml:space="preserve"> </w:t>
-      </w:r>
-      <w:r>
-        <w:t xml:space="preserve">có dự phòng về dòng tiền.</w:t>
+        <w:t xml:space="preserve">2.4 Cảnh báo công nợ</w:t>
+      </w:r>
+    </w:p>
+    <w:p>
+      <w:pPr>
+        <w:pStyle w:val="FirstParagraph"/>
+      </w:pPr>
+      <w:r>
+        <w:t xml:space="preserve">Biểu đồ cột theo các nhóm:</w:t>
+      </w:r>
+    </w:p>
+    <w:p>
+      <w:pPr>
+        <w:pStyle w:val="Compact"/>
+        <w:numPr>
+          <w:ilvl w:val="0"/>
+          <w:numId w:val="1004"/>
+        </w:numPr>
+      </w:pPr>
+      <w:r>
+        <w:t xml:space="preserve">các khoản nợ chuẩn bị đến hạn (trước 5 ngày);</w:t>
+      </w:r>
+    </w:p>
+    <w:p>
+      <w:pPr>
+        <w:pStyle w:val="Compact"/>
+        <w:numPr>
+          <w:ilvl w:val="0"/>
+          <w:numId w:val="1004"/>
+        </w:numPr>
+      </w:pPr>
+      <w:r>
+        <w:t xml:space="preserve">quá hạn 1–10 ngày; quá hạn 30 ngày; quá hạn 60 ngày.</w:t>
       </w:r>
     </w:p>
     <w:bookmarkEnd w:id="16"/>
-    <w:bookmarkStart w:id="17" w:name="cảnh-báo-công-nợ"/>
+    <w:bookmarkStart w:id="17" w:name="cảnh-báo-chạy-song-song"/>
     <w:p>
       <w:pPr>
         <w:pStyle w:val="Heading3"/>
       </w:pPr>
       <w:r>
-        <w:t xml:space="preserve">2.4 Cảnh báo công nợ</w:t>
+        <w:t xml:space="preserve">2.5 Cảnh báo chạy song song</w:t>
+      </w:r>
+    </w:p>
+    <w:p>
+      <w:pPr>
+        <w:pStyle w:val="Compact"/>
+        <w:numPr>
+          <w:ilvl w:val="0"/>
+          <w:numId w:val="1005"/>
+        </w:numPr>
+      </w:pPr>
+      <w:r>
+        <w:rPr>
+          <w:b/>
+          <w:bCs/>
+        </w:rPr>
+        <w:t xml:space="preserve">Container chưa hoàn cược</w:t>
+      </w:r>
+      <w:r>
+        <w:t xml:space="preserve">: số lượng và tổng tiền.</w:t>
+      </w:r>
+    </w:p>
+    <w:p>
+      <w:pPr>
+        <w:pStyle w:val="Compact"/>
+        <w:numPr>
+          <w:ilvl w:val="0"/>
+          <w:numId w:val="1005"/>
+        </w:numPr>
+      </w:pPr>
+      <w:r>
+        <w:rPr>
+          <w:b/>
+          <w:bCs/>
+        </w:rPr>
+        <w:t xml:space="preserve">Nợ quá hạn</w:t>
+      </w:r>
+      <w:r>
+        <w:t xml:space="preserve">: số khách và tổng tiền.</w:t>
+      </w:r>
+    </w:p>
+    <w:p>
+      <w:pPr>
+        <w:pStyle w:val="Compact"/>
+        <w:numPr>
+          <w:ilvl w:val="0"/>
+          <w:numId w:val="1005"/>
+        </w:numPr>
+      </w:pPr>
+      <w:r>
+        <w:rPr>
+          <w:b/>
+          <w:bCs/>
+        </w:rPr>
+        <w:t xml:space="preserve">Quỹ âm</w:t>
+      </w:r>
+      <w:r>
+        <w:t xml:space="preserve">: chỉ hiện khi </w:t>
+      </w:r>
+      <w:r>
+        <w:rPr>
+          <w:b/>
+          <w:bCs/>
+        </w:rPr>
+        <w:t xml:space="preserve">cả hai</w:t>
+      </w:r>
+      <w:r>
+        <w:t xml:space="preserve"> quỹ &lt; 0 — “Cảnh báo Quỹ âm …. (số tiền)đ, kiểm tra lại.”</w:t>
+      </w:r>
+    </w:p>
+    <w:bookmarkEnd w:id="17"/>
+    <w:bookmarkEnd w:id="18"/>
+    <w:bookmarkStart w:id="50" w:name="danh-mục-phơi-phiếu"/>
+    <w:p>
+      <w:pPr>
+        <w:pStyle w:val="Heading2"/>
+      </w:pPr>
+      <w:r>
+        <w:t xml:space="preserve">3. Danh mục Phơi phiếu</w:t>
+      </w:r>
+    </w:p>
+    <w:bookmarkStart w:id="22" w:name="bảng-tổng-hợp-phơi-phiếu"/>
+    <w:p>
+      <w:pPr>
+        <w:pStyle w:val="Heading3"/>
+      </w:pPr>
+      <w:r>
+        <w:t xml:space="preserve">3.1 Bảng tổng hợp phơi phiếu</w:t>
       </w:r>
     </w:p>
     <w:p>
@@ -594,153 +556,6 @@
         <w:pStyle w:val="FirstParagraph"/>
       </w:pPr>
       <w:r>
-        <w:t xml:space="preserve">Biểu đồ cột theo các nhóm:</w:t>
-      </w:r>
-    </w:p>
-    <w:p>
-      <w:pPr>
-        <w:pStyle w:val="Compact"/>
-        <w:numPr>
-          <w:ilvl w:val="0"/>
-          <w:numId w:val="1004"/>
-        </w:numPr>
-      </w:pPr>
-      <w:r>
-        <w:t xml:space="preserve">các khoản nợ chuẩn bị đến hạn (trước 5 ngày);</w:t>
-      </w:r>
-    </w:p>
-    <w:p>
-      <w:pPr>
-        <w:pStyle w:val="Compact"/>
-        <w:numPr>
-          <w:ilvl w:val="0"/>
-          <w:numId w:val="1004"/>
-        </w:numPr>
-      </w:pPr>
-      <w:r>
-        <w:t xml:space="preserve">quá hạn 1–10 ngày; quá hạn 30 ngày; quá hạn 60 ngày.</w:t>
-      </w:r>
-    </w:p>
-    <w:bookmarkEnd w:id="17"/>
-    <w:bookmarkStart w:id="18" w:name="cảnh-báo-chạy-song-song"/>
-    <w:p>
-      <w:pPr>
-        <w:pStyle w:val="Heading3"/>
-      </w:pPr>
-      <w:r>
-        <w:t xml:space="preserve">2.5 Cảnh báo chạy song song</w:t>
-      </w:r>
-    </w:p>
-    <w:p>
-      <w:pPr>
-        <w:pStyle w:val="Compact"/>
-        <w:numPr>
-          <w:ilvl w:val="0"/>
-          <w:numId w:val="1005"/>
-        </w:numPr>
-      </w:pPr>
-      <w:r>
-        <w:rPr>
-          <w:b/>
-          <w:bCs/>
-        </w:rPr>
-        <w:t xml:space="preserve">Container chưa hoàn cược</w:t>
-      </w:r>
-      <w:r>
-        <w:t xml:space="preserve">: số lượng và tổng tiền.</w:t>
-      </w:r>
-    </w:p>
-    <w:p>
-      <w:pPr>
-        <w:pStyle w:val="Compact"/>
-        <w:numPr>
-          <w:ilvl w:val="0"/>
-          <w:numId w:val="1005"/>
-        </w:numPr>
-      </w:pPr>
-      <w:r>
-        <w:rPr>
-          <w:b/>
-          <w:bCs/>
-        </w:rPr>
-        <w:t xml:space="preserve">Nợ quá hạn</w:t>
-      </w:r>
-      <w:r>
-        <w:t xml:space="preserve">: số khách và tổng tiền.</w:t>
-      </w:r>
-    </w:p>
-    <w:p>
-      <w:pPr>
-        <w:pStyle w:val="Compact"/>
-        <w:numPr>
-          <w:ilvl w:val="0"/>
-          <w:numId w:val="1005"/>
-        </w:numPr>
-      </w:pPr>
-      <w:r>
-        <w:rPr>
-          <w:b/>
-          <w:bCs/>
-        </w:rPr>
-        <w:t xml:space="preserve">Quỹ âm</w:t>
-      </w:r>
-      <w:r>
-        <w:t xml:space="preserve">: chỉ hiện khi</w:t>
-      </w:r>
-      <w:r>
-        <w:t xml:space="preserve"> </w:t>
-      </w:r>
-      <w:r>
-        <w:rPr>
-          <w:b/>
-          <w:bCs/>
-        </w:rPr>
-        <w:t xml:space="preserve">cả hai</w:t>
-      </w:r>
-      <w:r>
-        <w:t xml:space="preserve"> </w:t>
-      </w:r>
-      <w:r>
-        <w:t xml:space="preserve">quỹ &lt; 0 —</w:t>
-      </w:r>
-      <w:r>
-        <w:t xml:space="preserve"> </w:t>
-      </w:r>
-      <w:r>
-        <w:t xml:space="preserve">“Cảnh báo Quỹ âm …. (số tiền)đ,</w:t>
-      </w:r>
-      <w:r>
-        <w:t xml:space="preserve"> </w:t>
-      </w:r>
-      <w:r>
-        <w:t xml:space="preserve">kiểm tra lại.”</w:t>
-      </w:r>
-    </w:p>
-    <w:bookmarkEnd w:id="18"/>
-    <w:bookmarkEnd w:id="19"/>
-    <w:bookmarkStart w:id="51" w:name="danh-mục-phơi-phiếu"/>
-    <w:p>
-      <w:pPr>
-        <w:pStyle w:val="Heading2"/>
-      </w:pPr>
-      <w:r>
-        <w:t xml:space="preserve">3. Danh mục Phơi phiếu</w:t>
-      </w:r>
-    </w:p>
-    <w:bookmarkStart w:id="23" w:name="bảng-tổng-hợp-phơi-phiếu"/>
-    <w:p>
-      <w:pPr>
-        <w:pStyle w:val="Heading3"/>
-      </w:pPr>
-      <w:r>
-        <w:t xml:space="preserve">3.1 Bảng tổng hợp phơi phiếu</w:t>
-      </w:r>
-    </w:p>
-    <w:p>
-      <w:pPr>
-        <w:pStyle w:val="FirstParagraph"/>
-      </w:pPr>
-      <w:r>
         <w:rPr>
           <w:b/>
           <w:bCs/>
@@ -748,10 +563,7 @@
         <w:t xml:space="preserve">Bảng 1.1.1 — Tổng hợp phơi phiếu</w:t>
       </w:r>
       <w:r>
-        <w:t xml:space="preserve"> </w:t>
-      </w:r>
-      <w:r>
-        <w:t xml:space="preserve">(ảnh 2):</w:t>
+        <w:t xml:space="preserve"> (ảnh 2):</w:t>
       </w:r>
     </w:p>
     <w:p>
@@ -763,18 +575,18 @@
           <wp:inline>
             <wp:extent cx="5334000" cy="1073081"/>
             <wp:effectExtent b="0" l="0" r="0" t="0"/>
-            <wp:docPr descr="" title="" id="21" name="Picture"/>
+            <wp:docPr descr="" title="" id="20" name="Picture"/>
             <a:graphic>
               <a:graphicData uri="http://schemas.openxmlformats.org/drawingml/2006/picture">
                 <pic:pic>
                   <pic:nvPicPr>
-                    <pic:cNvPr descr="/tmp/prd-510/media/image2.png" id="22" name="Picture"/>
+                    <pic:cNvPr descr="/tmp/prd-510/media/image2.png" id="21" name="Picture"/>
                     <pic:cNvPicPr>
                       <a:picLocks noChangeArrowheads="1" noChangeAspect="1"/>
                     </pic:cNvPicPr>
                   </pic:nvPicPr>
                   <pic:blipFill>
-                    <a:blip r:embed="rId20"/>
+                    <a:blip r:embed="rId19"/>
                     <a:stretch>
                       <a:fillRect/>
                     </a:stretch>
@@ -810,10 +622,7 @@
         </w:numPr>
       </w:pPr>
       <w:r>
-        <w:t xml:space="preserve">Cột: thông tin lịch trình, khách hàng, thông số container (bổ sung thêm</w:t>
-      </w:r>
-      <w:r>
-        <w:t xml:space="preserve"> </w:t>
+        <w:t xml:space="preserve">Cột: thông tin lịch trình, khách hàng, thông số container (bổ sung thêm </w:t>
       </w:r>
       <w:r>
         <w:rPr>
@@ -842,16 +651,7 @@
         <w:t xml:space="preserve">Xe ngoài</w:t>
       </w:r>
       <w:r>
-        <w:t xml:space="preserve"> </w:t>
-      </w:r>
-      <w:r>
-        <w:t xml:space="preserve">(không phải xe Silver Sea): kế toán mặc định được phép điền/sửa</w:t>
-      </w:r>
-      <w:r>
-        <w:t xml:space="preserve"> </w:t>
-      </w:r>
-      <w:r>
-        <w:t xml:space="preserve">chi phí bằng tay lên hệ thống.</w:t>
+        <w:t xml:space="preserve"> (không phải xe Silver Sea): kế toán mặc định được phép điền/sửa chi phí bằng tay lên hệ thống.</w:t>
       </w:r>
     </w:p>
     <w:p>
@@ -870,16 +670,7 @@
         <w:t xml:space="preserve">Xe nhà</w:t>
       </w:r>
       <w:r>
-        <w:t xml:space="preserve"> </w:t>
-      </w:r>
-      <w:r>
-        <w:t xml:space="preserve">(xe Silver): chi phí do lái xe điền lên; kế toán tích xác nhận, từ</w:t>
-      </w:r>
-      <w:r>
-        <w:t xml:space="preserve"> </w:t>
-      </w:r>
-      <w:r>
-        <w:t xml:space="preserve">chối, hoặc sửa chi phí (khi chi phí sai lệch / lái xe điền nhầm).</w:t>
+        <w:t xml:space="preserve"> (xe Silver): chi phí do lái xe điền lên; kế toán tích xác nhận, từ chối, hoặc sửa chi phí (khi chi phí sai lệch / lái xe điền nhầm).</w:t>
       </w:r>
     </w:p>
     <w:p>
@@ -898,13 +689,7 @@
         <w:t xml:space="preserve">Trạng thái</w:t>
       </w:r>
       <w:r>
-        <w:t xml:space="preserve">: đã nhận phơi / chưa nhận phơi. Nếu đã nhận phơi, ngày là ngày</w:t>
-      </w:r>
-      <w:r>
-        <w:t xml:space="preserve"> </w:t>
-      </w:r>
-      <w:r>
-        <w:t xml:space="preserve">tích chọn nhận phơi trên desktop.</w:t>
+        <w:t>: đã nhận phơi / chưa nhận phơi. Nếu đã nhận phơi, ngày là ngày tích chọn nhận phơi trên desktop.</w:t>
       </w:r>
     </w:p>
     <w:p>
@@ -923,16 +708,7 @@
         <w:t xml:space="preserve">Ghi chú vận tải</w:t>
       </w:r>
       <w:r>
-        <w:t xml:space="preserve">: các ghi chú lưu sẵn từ điều vận và cus note trong quá</w:t>
-      </w:r>
-      <w:r>
-        <w:t xml:space="preserve"> </w:t>
-      </w:r>
-      <w:r>
-        <w:t xml:space="preserve">trình làm hàng.</w:t>
-      </w:r>
-      <w:r>
-        <w:t xml:space="preserve"> </w:t>
+        <w:t xml:space="preserve">: các ghi chú lưu sẵn từ điều vận và cus note trong quá trình làm hàng. </w:t>
       </w:r>
       <w:r>
         <w:rPr>
@@ -945,8 +721,8 @@
         <w:t xml:space="preserve">: lái xe ghi chú để kế toán kiểm tra lại.</w:t>
       </w:r>
     </w:p>
-    <w:bookmarkEnd w:id="23"/>
-    <w:bookmarkStart w:id="30" w:name="bộ-lọc-mini-và-thứ-tự-sắp-xếp"/>
+    <w:bookmarkEnd w:id="22"/>
+    <w:bookmarkStart w:id="29" w:name="bộ-lọc-mini-và-thứ-tự-sắp-xếp"/>
     <w:p>
       <w:pPr>
         <w:pStyle w:val="Heading3"/>
@@ -964,10 +740,7 @@
         </w:numPr>
       </w:pPr>
       <w:r>
-        <w:t xml:space="preserve">Trên cột</w:t>
-      </w:r>
-      <w:r>
-        <w:t xml:space="preserve"> </w:t>
+        <w:t xml:space="preserve">Trên cột </w:t>
       </w:r>
       <w:r>
         <w:rPr>
@@ -977,13 +750,7 @@
         <w:t xml:space="preserve">Khách hàng</w:t>
       </w:r>
       <w:r>
-        <w:t xml:space="preserve"> </w:t>
-      </w:r>
-      <w:r>
-        <w:t xml:space="preserve">và</w:t>
-      </w:r>
-      <w:r>
-        <w:t xml:space="preserve"> </w:t>
+        <w:t xml:space="preserve"> và </w:t>
       </w:r>
       <w:r>
         <w:rPr>
@@ -993,16 +760,7 @@
         <w:t xml:space="preserve">Thông tin xe</w:t>
       </w:r>
       <w:r>
-        <w:t xml:space="preserve"> </w:t>
-      </w:r>
-      <w:r>
-        <w:t xml:space="preserve">có bộ lọc mini để tìm nhanh tên</w:t>
-      </w:r>
-      <w:r>
-        <w:t xml:space="preserve"> </w:t>
-      </w:r>
-      <w:r>
-        <w:t xml:space="preserve">khách hàng cần thu hoặc nhà xe cần thanh toán (ảnh 3).</w:t>
+        <w:t xml:space="preserve"> có bộ lọc mini để tìm nhanh tên khách hàng cần thu hoặc nhà xe cần thanh toán (ảnh 3).</w:t>
       </w:r>
     </w:p>
     <w:p>
@@ -1014,18 +772,18 @@
           <wp:inline>
             <wp:extent cx="4051300" cy="2006600"/>
             <wp:effectExtent b="0" l="0" r="0" t="0"/>
-            <wp:docPr descr="" title="" id="25" name="Picture"/>
+            <wp:docPr descr="" title="" id="24" name="Picture"/>
             <a:graphic>
               <a:graphicData uri="http://schemas.openxmlformats.org/drawingml/2006/picture">
                 <pic:pic>
                   <pic:nvPicPr>
-                    <pic:cNvPr descr="/tmp/prd-510/media/image3.png" id="26" name="Picture"/>
+                    <pic:cNvPr descr="/tmp/prd-510/media/image3.png" id="25" name="Picture"/>
                     <pic:cNvPicPr>
                       <a:picLocks noChangeArrowheads="1" noChangeAspect="1"/>
                     </pic:cNvPicPr>
                   </pic:nvPicPr>
                   <pic:blipFill>
-                    <a:blip r:embed="rId24"/>
+                    <a:blip r:embed="rId23"/>
                     <a:stretch>
                       <a:fillRect/>
                     </a:stretch>
@@ -1061,43 +819,17 @@
         </w:numPr>
       </w:pPr>
       <w:r>
-        <w:t xml:space="preserve">Sắp xếp: ưu tiên các</w:t>
-      </w:r>
-      <w:r>
-        <w:t xml:space="preserve"> </w:t>
-      </w:r>
-      <w:r>
-        <w:rPr>
-          <w:b/>
-          <w:bCs/>
-        </w:rPr>
-        <w:t xml:space="preserve">số xe trùng nhau, số container trùng nhau xếp thứ tự</w:t>
-      </w:r>
-      <w:r>
-        <w:rPr>
-          <w:b/>
-          <w:bCs/>
-        </w:rPr>
-        <w:t xml:space="preserve"> </w:t>
-      </w:r>
-      <w:r>
-        <w:rPr>
-          <w:b/>
-          <w:bCs/>
-        </w:rPr>
-        <w:t xml:space="preserve">liên tiếp</w:t>
-      </w:r>
-      <w:r>
-        <w:t xml:space="preserve"> </w:t>
-      </w:r>
-      <w:r>
-        <w:t xml:space="preserve">(ảnh 4). Mục đích: với xe nhà tiện kiểm tra, thanh toán tiền đường;</w:t>
-      </w:r>
-      <w:r>
-        <w:t xml:space="preserve"> </w:t>
-      </w:r>
-      <w:r>
-        <w:t xml:space="preserve">với xe ngoài tiện theo dõi phơi phiếu.</w:t>
+        <w:t xml:space="preserve">Sắp xếp: ưu tiên các </w:t>
+      </w:r>
+      <w:r>
+        <w:rPr>
+          <w:b/>
+          <w:bCs/>
+        </w:rPr>
+        <w:t>số xe trùng nhau, số container trùng nhau xếp thứ tự liên tiếp</w:t>
+      </w:r>
+      <w:r>
+        <w:t xml:space="preserve"> (ảnh 4). Mục đích: với xe nhà tiện kiểm tra, thanh toán tiền đường; với xe ngoài tiện theo dõi phơi phiếu.</w:t>
       </w:r>
     </w:p>
     <w:p>
@@ -1109,18 +841,18 @@
           <wp:inline>
             <wp:extent cx="5334000" cy="1636986"/>
             <wp:effectExtent b="0" l="0" r="0" t="0"/>
-            <wp:docPr descr="" title="" id="28" name="Picture"/>
+            <wp:docPr descr="" title="" id="27" name="Picture"/>
             <a:graphic>
               <a:graphicData uri="http://schemas.openxmlformats.org/drawingml/2006/picture">
                 <pic:pic>
                   <pic:nvPicPr>
-                    <pic:cNvPr descr="/tmp/prd-510/media/image4.png" id="29" name="Picture"/>
+                    <pic:cNvPr descr="/tmp/prd-510/media/image4.png" id="28" name="Picture"/>
                     <pic:cNvPicPr>
                       <a:picLocks noChangeArrowheads="1" noChangeAspect="1"/>
                     </pic:cNvPicPr>
                   </pic:nvPicPr>
                   <pic:blipFill>
-                    <a:blip r:embed="rId27"/>
+                    <a:blip r:embed="rId26"/>
                     <a:stretch>
                       <a:fillRect/>
                     </a:stretch>
@@ -1147,151 +879,110 @@
         </w:drawing>
       </w:r>
     </w:p>
+    <w:bookmarkEnd w:id="29"/>
+    <w:bookmarkStart w:id="30" w:name="chi-tiết-chi-phí"/>
+    <w:p>
+      <w:pPr>
+        <w:pStyle w:val="Heading3"/>
+      </w:pPr>
+      <w:r>
+        <w:t xml:space="preserve">3.3 Chi tiết chi phí</w:t>
+      </w:r>
+    </w:p>
+    <w:p>
+      <w:pPr>
+        <w:pStyle w:val="FirstParagraph"/>
+      </w:pPr>
+      <w:r>
+        <w:t xml:space="preserve">Xem chi tiết thu/trả từ Bảng 1.1.1:</w:t>
+      </w:r>
+    </w:p>
+    <w:p>
+      <w:pPr>
+        <w:pStyle w:val="Compact"/>
+        <w:numPr>
+          <w:ilvl w:val="0"/>
+          <w:numId w:val="1009"/>
+        </w:numPr>
+      </w:pPr>
+      <w:r>
+        <w:rPr>
+          <w:b/>
+          <w:bCs/>
+        </w:rPr>
+        <w:t xml:space="preserve">Người thanh toán</w:t>
+      </w:r>
+      <w:r>
+        <w:t>: tự hiển thị tên user người làm thanh toán (ví dụ lái xe/ops làm lệnh nâng/hạ từng ứng). Kế toán có thể thêm để điền chi phí, hoặc tích duyệt các chi phí Ops và Lái xe nhập cho lô hàng.</w:t>
+      </w:r>
+    </w:p>
+    <w:p>
+      <w:pPr>
+        <w:pStyle w:val="Compact"/>
+        <w:numPr>
+          <w:ilvl w:val="0"/>
+          <w:numId w:val="1009"/>
+        </w:numPr>
+      </w:pPr>
+      <w:r>
+        <w:rPr>
+          <w:b/>
+          <w:bCs/>
+        </w:rPr>
+        <w:t xml:space="preserve">Chi hộ</w:t>
+      </w:r>
+      <w:r>
+        <w:t xml:space="preserve">: tương tự cơ chế trên.</w:t>
+      </w:r>
+    </w:p>
+    <w:p>
+      <w:pPr>
+        <w:pStyle w:val="Compact"/>
+        <w:numPr>
+          <w:ilvl w:val="0"/>
+          <w:numId w:val="1009"/>
+        </w:numPr>
+      </w:pPr>
+      <w:r>
+        <w:rPr>
+          <w:b/>
+          <w:bCs/>
+        </w:rPr>
+        <w:t xml:space="preserve">Tiền đường</w:t>
+      </w:r>
+      <w:r>
+        <w:t>: do lái xe nhập lên hệ thống; kế toán tích xác nhận, hoặc sửa/điều chỉnh để lưu lại và thanh toán.</w:t>
+      </w:r>
+    </w:p>
+    <w:p>
+      <w:pPr>
+        <w:pStyle w:val="Compact"/>
+        <w:numPr>
+          <w:ilvl w:val="0"/>
+          <w:numId w:val="1009"/>
+        </w:numPr>
+      </w:pPr>
+      <w:r>
+        <w:t xml:space="preserve">Lưu ý: bảng tổng hợp phơi phiếu chỉ hiện chi tiết </w:t>
+      </w:r>
+      <w:r>
+        <w:rPr>
+          <w:b/>
+          <w:bCs/>
+        </w:rPr>
+        <w:t>từng nguồn chi phí từ đâu đổ về, do ai làm, ai chi, ai nhập hệ thống</w:t>
+      </w:r>
+      <w:r>
+        <w:t>. Tại đây được lập phiếu thu/chi các khoản chi phí.</w:t>
+      </w:r>
+    </w:p>
     <w:bookmarkEnd w:id="30"/>
-    <w:bookmarkStart w:id="31" w:name="chi-tiết-chi-phí"/>
+    <w:bookmarkStart w:id="34" w:name="tổng-hợp-thutrả-phơi"/>
     <w:p>
       <w:pPr>
         <w:pStyle w:val="Heading3"/>
       </w:pPr>
       <w:r>
-        <w:t xml:space="preserve">3.3 Chi tiết chi phí</w:t>
-      </w:r>
-    </w:p>
-    <w:p>
-      <w:pPr>
-        <w:pStyle w:val="FirstParagraph"/>
-      </w:pPr>
-      <w:r>
-        <w:t xml:space="preserve">Xem chi tiết thu/trả từ Bảng 1.1.1:</w:t>
-      </w:r>
-    </w:p>
-    <w:p>
-      <w:pPr>
-        <w:pStyle w:val="Compact"/>
-        <w:numPr>
-          <w:ilvl w:val="0"/>
-          <w:numId w:val="1009"/>
-        </w:numPr>
-      </w:pPr>
-      <w:r>
-        <w:rPr>
-          <w:b/>
-          <w:bCs/>
-        </w:rPr>
-        <w:t xml:space="preserve">Người thanh toán</w:t>
-      </w:r>
-      <w:r>
-        <w:t xml:space="preserve">: tự hiển thị tên user người làm thanh toán (ví dụ lái</w:t>
-      </w:r>
-      <w:r>
-        <w:t xml:space="preserve"> </w:t>
-      </w:r>
-      <w:r>
-        <w:t xml:space="preserve">xe/ops làm lệnh nâng/hạ từng ứng). Kế toán có thể thêm để điền chi phí, hoặc</w:t>
-      </w:r>
-      <w:r>
-        <w:t xml:space="preserve"> </w:t>
-      </w:r>
-      <w:r>
-        <w:t xml:space="preserve">tích duyệt các chi phí Ops và Lái xe nhập cho lô hàng.</w:t>
-      </w:r>
-    </w:p>
-    <w:p>
-      <w:pPr>
-        <w:pStyle w:val="Compact"/>
-        <w:numPr>
-          <w:ilvl w:val="0"/>
-          <w:numId w:val="1009"/>
-        </w:numPr>
-      </w:pPr>
-      <w:r>
-        <w:rPr>
-          <w:b/>
-          <w:bCs/>
-        </w:rPr>
-        <w:t xml:space="preserve">Chi hộ</w:t>
-      </w:r>
-      <w:r>
-        <w:t xml:space="preserve">: tương tự cơ chế trên.</w:t>
-      </w:r>
-    </w:p>
-    <w:p>
-      <w:pPr>
-        <w:pStyle w:val="Compact"/>
-        <w:numPr>
-          <w:ilvl w:val="0"/>
-          <w:numId w:val="1009"/>
-        </w:numPr>
-      </w:pPr>
-      <w:r>
-        <w:rPr>
-          <w:b/>
-          <w:bCs/>
-        </w:rPr>
-        <w:t xml:space="preserve">Tiền đường</w:t>
-      </w:r>
-      <w:r>
-        <w:t xml:space="preserve">: do lái xe nhập lên hệ thống; kế toán tích xác nhận, hoặc</w:t>
-      </w:r>
-      <w:r>
-        <w:t xml:space="preserve"> </w:t>
-      </w:r>
-      <w:r>
-        <w:t xml:space="preserve">sửa/điều chỉnh để lưu lại và thanh toán.</w:t>
-      </w:r>
-    </w:p>
-    <w:p>
-      <w:pPr>
-        <w:pStyle w:val="Compact"/>
-        <w:numPr>
-          <w:ilvl w:val="0"/>
-          <w:numId w:val="1009"/>
-        </w:numPr>
-      </w:pPr>
-      <w:r>
-        <w:t xml:space="preserve">Lưu ý: bảng tổng hợp phơi phiếu chỉ hiện chi tiết</w:t>
-      </w:r>
-      <w:r>
-        <w:t xml:space="preserve"> </w:t>
-      </w:r>
-      <w:r>
-        <w:rPr>
-          <w:b/>
-          <w:bCs/>
-        </w:rPr>
-        <w:t xml:space="preserve">từng nguồn chi phí từ đâu</w:t>
-      </w:r>
-      <w:r>
-        <w:rPr>
-          <w:b/>
-          <w:bCs/>
-        </w:rPr>
-        <w:t xml:space="preserve"> </w:t>
-      </w:r>
-      <w:r>
-        <w:rPr>
-          <w:b/>
-          <w:bCs/>
-        </w:rPr>
-        <w:t xml:space="preserve">đổ về, do ai làm, ai chi, ai nhập hệ thống</w:t>
-      </w:r>
-      <w:r>
-        <w:t xml:space="preserve">. Tại đây được lập phiếu thu/chi</w:t>
-      </w:r>
-      <w:r>
-        <w:t xml:space="preserve"> </w:t>
-      </w:r>
-      <w:r>
-        <w:t xml:space="preserve">các khoản chi phí.</w:t>
-      </w:r>
-    </w:p>
-    <w:bookmarkEnd w:id="31"/>
-    <w:bookmarkStart w:id="35" w:name="tổng-hợp-thutrả-phơi"/>
-    <w:p>
-      <w:pPr>
-        <w:pStyle w:val="Heading3"/>
-      </w:pPr>
-      <w:r>
         <w:t xml:space="preserve">3.4 Tổng hợp thu/trả phơi</w:t>
       </w:r>
     </w:p>
@@ -1304,13 +995,7 @@
         </w:numPr>
       </w:pPr>
       <w:r>
-        <w:t xml:space="preserve">Bảng con của bảng tổng hợp: tổng hợp các bên đã thu/trả trong thời gian tham</w:t>
-      </w:r>
-      <w:r>
-        <w:t xml:space="preserve"> </w:t>
-      </w:r>
-      <w:r>
-        <w:t xml:space="preserve">chiếu; có thể hiển thị dạng bảng mini phía dưới.</w:t>
+        <w:t>Bảng con của bảng tổng hợp: tổng hợp các bên đã thu/trả trong thời gian tham chiếu; có thể hiển thị dạng bảng mini phía dưới.</w:t>
       </w:r>
     </w:p>
     <w:p>
@@ -1322,10 +1007,7 @@
         </w:numPr>
       </w:pPr>
       <w:r>
-        <w:t xml:space="preserve">Chỉ thể hiện khách hàng / nhà xe</w:t>
-      </w:r>
-      <w:r>
-        <w:t xml:space="preserve"> </w:t>
+        <w:t xml:space="preserve">Chỉ thể hiện khách hàng / nhà xe </w:t>
       </w:r>
       <w:r>
         <w:rPr>
@@ -1335,16 +1017,7 @@
         <w:t xml:space="preserve">còn công nợ</w:t>
       </w:r>
       <w:r>
-        <w:t xml:space="preserve"> </w:t>
-      </w:r>
-      <w:r>
-        <w:t xml:space="preserve">trong thời điểm tham chiếu</w:t>
-      </w:r>
-      <w:r>
-        <w:t xml:space="preserve"> </w:t>
-      </w:r>
-      <w:r>
-        <w:t xml:space="preserve">(từ ngày … đến ngày …); số còn phải thu = 0 mặc định được ẩn đi (ảnh 5).</w:t>
+        <w:t xml:space="preserve"> trong thời điểm tham chiếu (từ ngày … đến ngày …); số còn phải thu = 0 mặc định được ẩn đi (ảnh 5).</w:t>
       </w:r>
     </w:p>
     <w:p>
@@ -1368,18 +1041,18 @@
           <wp:inline>
             <wp:extent cx="5334000" cy="1533749"/>
             <wp:effectExtent b="0" l="0" r="0" t="0"/>
-            <wp:docPr descr="" title="" id="33" name="Picture"/>
+            <wp:docPr descr="" title="" id="32" name="Picture"/>
             <a:graphic>
               <a:graphicData uri="http://schemas.openxmlformats.org/drawingml/2006/picture">
                 <pic:pic>
                   <pic:nvPicPr>
-                    <pic:cNvPr descr="/tmp/prd-510/media/image5.png" id="34" name="Picture"/>
+                    <pic:cNvPr descr="/tmp/prd-510/media/image5.png" id="33" name="Picture"/>
                     <pic:cNvPicPr>
                       <a:picLocks noChangeArrowheads="1" noChangeAspect="1"/>
                     </pic:cNvPicPr>
                   </pic:nvPicPr>
                   <pic:blipFill>
-                    <a:blip r:embed="rId32"/>
+                    <a:blip r:embed="rId31"/>
                     <a:stretch>
                       <a:fillRect/>
                     </a:stretch>
@@ -1406,8 +1079,8 @@
         </w:drawing>
       </w:r>
     </w:p>
-    <w:bookmarkEnd w:id="35"/>
-    <w:bookmarkStart w:id="39" w:name="X698a0117fbe742152b3808fcbe954ff9a9bee33"/>
+    <w:bookmarkEnd w:id="34"/>
+    <w:bookmarkStart w:id="38" w:name="X698a0117fbe742152b3808fcbe954ff9a9bee33"/>
     <w:p>
       <w:pPr>
         <w:pStyle w:val="Heading3"/>
@@ -1428,10 +1101,7 @@
         <w:t xml:space="preserve">Bảng 1.1.2 — Theo dõi hóa đơn kết hợp</w:t>
       </w:r>
       <w:r>
-        <w:t xml:space="preserve"> </w:t>
-      </w:r>
-      <w:r>
-        <w:t xml:space="preserve">(ảnh 6):</w:t>
+        <w:t xml:space="preserve"> (ảnh 6):</w:t>
       </w:r>
     </w:p>
     <w:p>
@@ -1443,18 +1113,18 @@
           <wp:inline>
             <wp:extent cx="5334000" cy="670966"/>
             <wp:effectExtent b="0" l="0" r="0" t="0"/>
-            <wp:docPr descr="" title="" id="37" name="Picture"/>
+            <wp:docPr descr="" title="" id="36" name="Picture"/>
             <a:graphic>
               <a:graphicData uri="http://schemas.openxmlformats.org/drawingml/2006/picture">
                 <pic:pic>
                   <pic:nvPicPr>
-                    <pic:cNvPr descr="/tmp/prd-510/media/image6.png" id="38" name="Picture"/>
+                    <pic:cNvPr descr="/tmp/prd-510/media/image6.png" id="37" name="Picture"/>
                     <pic:cNvPicPr>
                       <a:picLocks noChangeArrowheads="1" noChangeAspect="1"/>
                     </pic:cNvPicPr>
                   </pic:nvPicPr>
                   <pic:blipFill>
-                    <a:blip r:embed="rId36"/>
+                    <a:blip r:embed="rId35"/>
                     <a:stretch>
                       <a:fillRect/>
                     </a:stretch>
@@ -1481,8 +1151,8 @@
         </w:drawing>
       </w:r>
     </w:p>
-    <w:bookmarkEnd w:id="39"/>
-    <w:bookmarkStart w:id="43" w:name="theo-dõi-hoàn-cược-đã-làm-chưa-test"/>
+    <w:bookmarkEnd w:id="38"/>
+    <w:bookmarkStart w:id="42" w:name="theo-dõi-hoàn-cược-đã-làm-chưa-test"/>
     <w:p>
       <w:pPr>
         <w:pStyle w:val="Heading3"/>
@@ -1503,10 +1173,7 @@
         <w:t xml:space="preserve">Bảng 1.1.3 — Theo dõi hoàn cược</w:t>
       </w:r>
       <w:r>
-        <w:t xml:space="preserve"> </w:t>
-      </w:r>
-      <w:r>
-        <w:t xml:space="preserve">(ảnh 7):</w:t>
+        <w:t xml:space="preserve"> (ảnh 7):</w:t>
       </w:r>
     </w:p>
     <w:p>
@@ -1518,18 +1185,18 @@
           <wp:inline>
             <wp:extent cx="5334000" cy="709179"/>
             <wp:effectExtent b="0" l="0" r="0" t="0"/>
-            <wp:docPr descr="" title="" id="41" name="Picture"/>
+            <wp:docPr descr="" title="" id="40" name="Picture"/>
             <a:graphic>
               <a:graphicData uri="http://schemas.openxmlformats.org/drawingml/2006/picture">
                 <pic:pic>
                   <pic:nvPicPr>
-                    <pic:cNvPr descr="/tmp/prd-510/media/image7.png" id="42" name="Picture"/>
+                    <pic:cNvPr descr="/tmp/prd-510/media/image7.png" id="41" name="Picture"/>
                     <pic:cNvPicPr>
                       <a:picLocks noChangeArrowheads="1" noChangeAspect="1"/>
                     </pic:cNvPicPr>
                   </pic:nvPicPr>
                   <pic:blipFill>
-                    <a:blip r:embed="rId40"/>
+                    <a:blip r:embed="rId39"/>
                     <a:stretch>
                       <a:fillRect/>
                     </a:stretch>
@@ -1573,10 +1240,7 @@
         </w:numPr>
       </w:pPr>
       <w:r>
-        <w:t xml:space="preserve">Khi CUS nhập liệu tích</w:t>
-      </w:r>
-      <w:r>
-        <w:t xml:space="preserve"> </w:t>
+        <w:t xml:space="preserve">Khi CUS nhập liệu tích </w:t>
       </w:r>
       <w:r>
         <w:rPr>
@@ -1586,22 +1250,7 @@
         <w:t xml:space="preserve">có cược</w:t>
       </w:r>
       <w:r>
-        <w:t xml:space="preserve"> </w:t>
-      </w:r>
-      <w:r>
-        <w:t xml:space="preserve">và điền số tiền cược dự kiến, bảng tự động</w:t>
-      </w:r>
-      <w:r>
-        <w:t xml:space="preserve"> </w:t>
-      </w:r>
-      <w:r>
-        <w:t xml:space="preserve">ghi nhận lô cần cược đủ: tên khách hàng / hãng tàu / Bill / số tiền cược. CUS</w:t>
-      </w:r>
-      <w:r>
-        <w:t xml:space="preserve"> </w:t>
-      </w:r>
-      <w:r>
-        <w:t xml:space="preserve">không điền thì kế toán được tự điền tay.</w:t>
+        <w:t xml:space="preserve"> và điền số tiền cược dự kiến, bảng tự động ghi nhận lô cần cược đủ: tên khách hàng / hãng tàu / Bill / số tiền cược. CUS không điền thì kế toán được tự điền tay.</w:t>
       </w:r>
     </w:p>
     <w:p>
@@ -1620,16 +1269,7 @@
         <w:t xml:space="preserve">Ngày nộp CV</w:t>
       </w:r>
       <w:r>
-        <w:t xml:space="preserve"> </w:t>
-      </w:r>
-      <w:r>
-        <w:t xml:space="preserve">(ngày nộp công văn hoàn cược): kế toán điền, chọn qua lịch</w:t>
-      </w:r>
-      <w:r>
-        <w:t xml:space="preserve"> </w:t>
-      </w:r>
-      <w:r>
-        <w:t xml:space="preserve">hoặc điền tay theo mẫu dd/mm/yy.</w:t>
+        <w:t xml:space="preserve"> (ngày nộp công văn hoàn cược): kế toán điền, chọn qua lịch hoặc điền tay theo mẫu dd/mm/yy.</w:t>
       </w:r>
     </w:p>
     <w:p>
@@ -1648,13 +1288,7 @@
         <w:t xml:space="preserve">Ngày dự kiến hoàn cược = ngày nộp CV + 14 ngày</w:t>
       </w:r>
       <w:r>
-        <w:t xml:space="preserve">; vẫn cho chọn lịch hoặc</w:t>
-      </w:r>
-      <w:r>
-        <w:t xml:space="preserve"> </w:t>
-      </w:r>
-      <w:r>
-        <w:t xml:space="preserve">điền tay (một số hãng tàu có thời gian hoàn cược lâu hơn 14 ngày).</w:t>
+        <w:t>; vẫn cho chọn lịch hoặc điền tay (một số hãng tàu có thời gian hoàn cược lâu hơn 14 ngày).</w:t>
       </w:r>
     </w:p>
     <w:p>
@@ -1673,31 +1307,7 @@
         <w:t xml:space="preserve">Trạng thái</w:t>
       </w:r>
       <w:r>
-        <w:t xml:space="preserve">: mặc định</w:t>
-      </w:r>
-      <w:r>
-        <w:t xml:space="preserve"> </w:t>
-      </w:r>
-      <w:r>
-        <w:t xml:space="preserve">“chưa hoàn cược”</w:t>
-      </w:r>
-      <w:r>
-        <w:t xml:space="preserve">. Khi tích</w:t>
-      </w:r>
-      <w:r>
-        <w:t xml:space="preserve"> </w:t>
-      </w:r>
-      <w:r>
-        <w:t xml:space="preserve">“đã hoàn cược”</w:t>
-      </w:r>
-      <w:r>
-        <w:t xml:space="preserve">, hệ thống</w:t>
-      </w:r>
-      <w:r>
-        <w:t xml:space="preserve"> </w:t>
-      </w:r>
-      <w:r>
-        <w:t xml:space="preserve">ghi nhận đã thu và đổ tiền về quỹ tài khoản ACB.</w:t>
+        <w:t>: mặc định “chưa hoàn cược”. Khi tích “đã hoàn cược”, hệ thống ghi nhận đã thu và đổ tiền về quỹ tài khoản ACB.</w:t>
       </w:r>
     </w:p>
     <w:p>
@@ -1716,16 +1326,7 @@
         <w:t xml:space="preserve">Từ ngày – đến ngày</w:t>
       </w:r>
       <w:r>
-        <w:t xml:space="preserve"> </w:t>
-      </w:r>
-      <w:r>
-        <w:t xml:space="preserve">để chọn thời gian kiểm tra; ngoài lọc, mặc định đẩy</w:t>
-      </w:r>
-      <w:r>
-        <w:t xml:space="preserve"> </w:t>
-      </w:r>
-      <w:r>
-        <w:t xml:space="preserve">những cont chưa hoàn cược lên đầu, theo thứ tự ngày xa nhất → gần nhất.</w:t>
+        <w:t xml:space="preserve"> để chọn thời gian kiểm tra; ngoài lọc, mặc định đẩy những cont chưa hoàn cược lên đầu, theo thứ tự ngày xa nhất → gần nhất.</w:t>
       </w:r>
     </w:p>
     <w:p>
@@ -1744,13 +1345,7 @@
         <w:t xml:space="preserve">Tổng</w:t>
       </w:r>
       <w:r>
-        <w:t xml:space="preserve">: tổng số tiền cược trong thời gian chọn hoặc theo trạng thái; có bộ</w:t>
-      </w:r>
-      <w:r>
-        <w:t xml:space="preserve"> </w:t>
-      </w:r>
-      <w:r>
-        <w:t xml:space="preserve">lọc trạng thái đã/chưa hoàn cược.</w:t>
+        <w:t>: tổng số tiền cược trong thời gian chọn hoặc theo trạng thái; có bộ lọc trạng thái đã/chưa hoàn cược.</w:t>
       </w:r>
     </w:p>
     <w:p>
@@ -1777,58 +1372,7 @@
         <w:t xml:space="preserve">Ngày cược + 7 ngày</w:t>
       </w:r>
       <w:r>
-        <w:t xml:space="preserve">: nếu chưa ghi nhận ngày nộp công văn, cảnh báo</w:t>
-      </w:r>
-      <w:r>
-        <w:t xml:space="preserve"> </w:t>
-      </w:r>
-      <w:r>
-        <w:t xml:space="preserve">“kiểm</w:t>
-      </w:r>
-      <w:r>
-        <w:t xml:space="preserve"> </w:t>
-      </w:r>
-      <w:r>
-        <w:t xml:space="preserve">tra check cược số lượng: … lô hàng”</w:t>
-      </w:r>
-      <w:r>
-        <w:t xml:space="preserve"> </w:t>
-      </w:r>
-      <w:r>
-        <w:t xml:space="preserve">(số lô đếm theo lọc: có ngày nộp CV và</w:t>
-      </w:r>
-      <w:r>
-        <w:t xml:space="preserve"> </w:t>
-      </w:r>
-      <w:r>
-        <w:t xml:space="preserve">trạng thái chưa hoàn cược).</w:t>
-      </w:r>
-      <w:r>
-        <w:t xml:space="preserve"> </w:t>
-      </w:r>
-      <w:r>
-        <w:t xml:space="preserve">Ví dụ gốc của chủ sản phẩm: ngày 21/09/26 cược lô hàng Khách A — Bill YML123</w:t>
-      </w:r>
-      <w:r>
-        <w:t xml:space="preserve"> </w:t>
-      </w:r>
-      <w:r>
-        <w:t xml:space="preserve">— hãng tàu YML — trị giá 4.000.000; đến 28/09/26 chưa chọn ngày nộp công văn</w:t>
-      </w:r>
-      <w:r>
-        <w:t xml:space="preserve"> </w:t>
-      </w:r>
-      <w:r>
-        <w:t xml:space="preserve">→ hệ thống cảnh báo</w:t>
-      </w:r>
-      <w:r>
-        <w:t xml:space="preserve"> </w:t>
-      </w:r>
-      <w:r>
-        <w:t xml:space="preserve">“kiểm tra check cược số lượng: 01 lô hàng”</w:t>
-      </w:r>
-      <w:r>
-        <w:t xml:space="preserve">.</w:t>
+        <w:t>: nếu chưa ghi nhận ngày nộp công văn, cảnh báo “kiểm tra check cược số lượng: … lô hàng” (số lô đếm theo lọc: có ngày nộp CV và trạng thái chưa hoàn cược). Ví dụ gốc của chủ sản phẩm: ngày 21/09/26 cược lô hàng Khách A — Bill YML123 — hãng tàu YML — trị giá 4.000.000; đến 28/09/26 chưa chọn ngày nộp công văn → hệ thống cảnh báo “kiểm tra check cược số lượng: 01 lô hàng”.</w:t>
       </w:r>
     </w:p>
     <w:p>
@@ -1847,10 +1391,7 @@
         <w:t xml:space="preserve">Chưa hoàn cược</w:t>
       </w:r>
       <w:r>
-        <w:t xml:space="preserve">: cảnh báo liên tục tổng</w:t>
-      </w:r>
-      <w:r>
-        <w:t xml:space="preserve"> </w:t>
+        <w:t xml:space="preserve">: cảnh báo liên tục tổng </w:t>
       </w:r>
       <w:r>
         <w:rPr>
@@ -1860,29 +1401,11 @@
         <w:t xml:space="preserve">Số tiền</w:t>
       </w:r>
       <w:r>
-        <w:t xml:space="preserve"> </w:t>
-      </w:r>
-      <w:r>
-        <w:t xml:space="preserve">theo trạng thái</w:t>
-      </w:r>
-      <w:r>
-        <w:t xml:space="preserve"> </w:t>
-      </w:r>
-      <w:r>
-        <w:t xml:space="preserve">“chưa</w:t>
-      </w:r>
-      <w:r>
-        <w:t xml:space="preserve"> </w:t>
-      </w:r>
-      <w:r>
-        <w:t xml:space="preserve">hoàn cược”</w:t>
-      </w:r>
-      <w:r>
-        <w:t xml:space="preserve">.</w:t>
-      </w:r>
-    </w:p>
-    <w:bookmarkEnd w:id="43"/>
-    <w:bookmarkStart w:id="50" w:name="theo-dõi-tạm-ứng"/>
+        <w:t xml:space="preserve"> theo trạng thái “chưa hoàn cược”.</w:t>
+      </w:r>
+    </w:p>
+    <w:bookmarkEnd w:id="42"/>
+    <w:bookmarkStart w:id="49" w:name="theo-dõi-tạm-ứng"/>
     <w:p>
       <w:pPr>
         <w:pStyle w:val="Heading3"/>
@@ -1903,10 +1426,7 @@
         <w:t xml:space="preserve">Bảng 1.1.4 — Quản lý tạm ứng</w:t>
       </w:r>
       <w:r>
-        <w:t xml:space="preserve"> </w:t>
-      </w:r>
-      <w:r>
-        <w:t xml:space="preserve">(ảnh 8) — tạm ứng của Ops, lái xe, …:</w:t>
+        <w:t xml:space="preserve"> (ảnh 8) — tạm ứng của Ops, lái xe, …:</w:t>
       </w:r>
     </w:p>
     <w:p>
@@ -1918,18 +1438,18 @@
           <wp:inline>
             <wp:extent cx="5334000" cy="782194"/>
             <wp:effectExtent b="0" l="0" r="0" t="0"/>
-            <wp:docPr descr="" title="" id="45" name="Picture"/>
+            <wp:docPr descr="" title="" id="44" name="Picture"/>
             <a:graphic>
               <a:graphicData uri="http://schemas.openxmlformats.org/drawingml/2006/picture">
                 <pic:pic>
                   <pic:nvPicPr>
-                    <pic:cNvPr descr="/tmp/prd-510/media/image8.png" id="46" name="Picture"/>
+                    <pic:cNvPr descr="/tmp/prd-510/media/image8.png" id="45" name="Picture"/>
                     <pic:cNvPicPr>
                       <a:picLocks noChangeArrowheads="1" noChangeAspect="1"/>
                     </pic:cNvPicPr>
                   </pic:nvPicPr>
                   <pic:blipFill>
-                    <a:blip r:embed="rId44"/>
+                    <a:blip r:embed="rId43"/>
                     <a:stretch>
                       <a:fillRect/>
                     </a:stretch>
@@ -1965,10 +1485,7 @@
         </w:numPr>
       </w:pPr>
       <w:r>
-        <w:t xml:space="preserve">Bảng để kiểm tra duyệt chi phí của Ops đã nhập lên hệ thống; cột</w:t>
-      </w:r>
-      <w:r>
-        <w:t xml:space="preserve"> </w:t>
+        <w:t xml:space="preserve">Bảng để kiểm tra duyệt chi phí của Ops đã nhập lên hệ thống; cột </w:t>
       </w:r>
       <w:r>
         <w:rPr>
@@ -1978,10 +1495,7 @@
         <w:t xml:space="preserve">Ngày duyệt</w:t>
       </w:r>
       <w:r>
-        <w:t xml:space="preserve"> </w:t>
-      </w:r>
-      <w:r>
-        <w:t xml:space="preserve">tích all hoặc tích từng dòng để xác nhận duyệt.</w:t>
+        <w:t xml:space="preserve"> tích all hoặc tích từng dòng để xác nhận duyệt.</w:t>
       </w:r>
     </w:p>
     <w:p>
@@ -1993,10 +1507,7 @@
         </w:numPr>
       </w:pPr>
       <w:r>
-        <w:t xml:space="preserve">Sau khi duyệt, trên</w:t>
-      </w:r>
-      <w:r>
-        <w:t xml:space="preserve"> </w:t>
+        <w:t xml:space="preserve">Sau khi duyệt, trên </w:t>
       </w:r>
       <w:r>
         <w:rPr>
@@ -2006,19 +1517,7 @@
         <w:t xml:space="preserve">Sổ Quỹ</w:t>
       </w:r>
       <w:r>
-        <w:t xml:space="preserve"> </w:t>
-      </w:r>
-      <w:r>
-        <w:t xml:space="preserve">tại TÀI KHOẢN OPS sẽ hiện số tiền còn lại cuối</w:t>
-      </w:r>
-      <w:r>
-        <w:t xml:space="preserve"> </w:t>
-      </w:r>
-      <w:r>
-        <w:t xml:space="preserve">cùng khớp với số</w:t>
-      </w:r>
-      <w:r>
-        <w:t xml:space="preserve"> </w:t>
+        <w:t xml:space="preserve"> tại TÀI KHOẢN OPS sẽ hiện số tiền còn lại cuối cùng khớp với số </w:t>
       </w:r>
       <w:r>
         <w:rPr>
@@ -2028,31 +1527,7 @@
         <w:t xml:space="preserve">“Còn phải hoàn ứng”</w:t>
       </w:r>
       <w:r>
-        <w:t xml:space="preserve"> </w:t>
-      </w:r>
-      <w:r>
-        <w:t xml:space="preserve">ở bảng</w:t>
-      </w:r>
-      <w:r>
-        <w:t xml:space="preserve"> </w:t>
-      </w:r>
-      <w:r>
-        <w:t xml:space="preserve">“báo cáo tổng hợp hoàn ứng”</w:t>
-      </w:r>
-      <w:r>
-        <w:t xml:space="preserve">,</w:t>
-      </w:r>
-      <w:r>
-        <w:t xml:space="preserve"> </w:t>
-      </w:r>
-      <w:r>
-        <w:t xml:space="preserve">để kế toán tiện thanh toán hoặc yêu cầu nhân viên hoàn lại tiền tạm ứng làm</w:t>
-      </w:r>
-      <w:r>
-        <w:t xml:space="preserve"> </w:t>
-      </w:r>
-      <w:r>
-        <w:t xml:space="preserve">hàng trong ngày.</w:t>
+        <w:t xml:space="preserve"> ở bảng “báo cáo tổng hợp hoàn ứng”, để kế toán tiện thanh toán hoặc yêu cầu nhân viên hoàn lại tiền tạm ứng làm hàng trong ngày.</w:t>
       </w:r>
     </w:p>
     <w:p>
@@ -2067,10 +1542,7 @@
         <w:t xml:space="preserve">Bảng 1.1.4 — Báo cáo hoàn ứng</w:t>
       </w:r>
       <w:r>
-        <w:t xml:space="preserve"> </w:t>
-      </w:r>
-      <w:r>
-        <w:t xml:space="preserve">(ảnh 9), để lập phiếu hoàn ứng:</w:t>
+        <w:t xml:space="preserve"> (ảnh 9), để lập phiếu hoàn ứng:</w:t>
       </w:r>
     </w:p>
     <w:p>
@@ -2082,18 +1554,18 @@
           <wp:inline>
             <wp:extent cx="5334000" cy="805986"/>
             <wp:effectExtent b="0" l="0" r="0" t="0"/>
-            <wp:docPr descr="" title="" id="48" name="Picture"/>
+            <wp:docPr descr="" title="" id="47" name="Picture"/>
             <a:graphic>
               <a:graphicData uri="http://schemas.openxmlformats.org/drawingml/2006/picture">
                 <pic:pic>
                   <pic:nvPicPr>
-                    <pic:cNvPr descr="/tmp/prd-510/media/image9.png" id="49" name="Picture"/>
+                    <pic:cNvPr descr="/tmp/prd-510/media/image9.png" id="48" name="Picture"/>
                     <pic:cNvPicPr>
                       <a:picLocks noChangeArrowheads="1" noChangeAspect="1"/>
                     </pic:cNvPicPr>
                   </pic:nvPicPr>
                   <pic:blipFill>
-                    <a:blip r:embed="rId47"/>
+                    <a:blip r:embed="rId46"/>
                     <a:stretch>
                       <a:fillRect/>
                     </a:stretch>
@@ -2165,18 +1637,12 @@
         </w:numPr>
       </w:pPr>
       <w:r>
-        <w:t xml:space="preserve">Số tiền dương: công ty thanh toán hoàn ứng; số tiền âm: công ty yêu cầu hoàn</w:t>
-      </w:r>
-      <w:r>
-        <w:t xml:space="preserve"> </w:t>
-      </w:r>
-      <w:r>
-        <w:t xml:space="preserve">trả tạm ứng.</w:t>
-      </w:r>
-    </w:p>
+        <w:t>Số tiền dương: công ty thanh toán hoàn ứng; số tiền âm: công ty yêu cầu hoàn trả tạm ứng.</w:t>
+      </w:r>
+    </w:p>
+    <w:bookmarkEnd w:id="49"/>
     <w:bookmarkEnd w:id="50"/>
-    <w:bookmarkEnd w:id="51"/>
-    <w:bookmarkStart w:id="65" w:name="danh-mục-công-nợ-vận-tải"/>
+    <w:bookmarkStart w:id="64" w:name="danh-mục-công-nợ-vận-tải"/>
     <w:p>
       <w:pPr>
         <w:pStyle w:val="Heading2"/>
@@ -2185,7 +1651,7 @@
         <w:t xml:space="preserve">4. Danh mục Công nợ vận tải</w:t>
       </w:r>
     </w:p>
-    <w:bookmarkStart w:id="55" w:name="kế-hoạch-điều-động-tổng-hợp"/>
+    <w:bookmarkStart w:id="54" w:name="kế-hoạch-điều-động-tổng-hợp"/>
     <w:p>
       <w:pPr>
         <w:pStyle w:val="Heading3"/>
@@ -2206,10 +1672,7 @@
         <w:t xml:space="preserve">Bảng 1.2.1 — Kế hoạch tổng hợp</w:t>
       </w:r>
       <w:r>
-        <w:t xml:space="preserve"> </w:t>
-      </w:r>
-      <w:r>
-        <w:t xml:space="preserve">(ảnh 10):</w:t>
+        <w:t xml:space="preserve"> (ảnh 10):</w:t>
       </w:r>
     </w:p>
     <w:p>
@@ -2221,18 +1684,18 @@
           <wp:inline>
             <wp:extent cx="5334000" cy="652563"/>
             <wp:effectExtent b="0" l="0" r="0" t="0"/>
-            <wp:docPr descr="" title="" id="53" name="Picture"/>
+            <wp:docPr descr="" title="" id="52" name="Picture"/>
             <a:graphic>
               <a:graphicData uri="http://schemas.openxmlformats.org/drawingml/2006/picture">
                 <pic:pic>
                   <pic:nvPicPr>
-                    <pic:cNvPr descr="/tmp/prd-510/media/image10.png" id="54" name="Picture"/>
+                    <pic:cNvPr descr="/tmp/prd-510/media/image10.png" id="53" name="Picture"/>
                     <pic:cNvPicPr>
                       <a:picLocks noChangeArrowheads="1" noChangeAspect="1"/>
                     </pic:cNvPicPr>
                   </pic:nvPicPr>
                   <pic:blipFill>
-                    <a:blip r:embed="rId52"/>
+                    <a:blip r:embed="rId51"/>
                     <a:stretch>
                       <a:fillRect/>
                     </a:stretch>
@@ -2287,22 +1750,7 @@
         </w:numPr>
       </w:pPr>
       <w:r>
-        <w:t xml:space="preserve">Bộ lọc</w:t>
-      </w:r>
-      <w:r>
-        <w:t xml:space="preserve"> </w:t>
-      </w:r>
-      <w:r>
-        <w:t xml:space="preserve">“mini”</w:t>
-      </w:r>
-      <w:r>
-        <w:t xml:space="preserve"> </w:t>
-      </w:r>
-      <w:r>
-        <w:t xml:space="preserve">trên cột</w:t>
-      </w:r>
-      <w:r>
-        <w:t xml:space="preserve"> </w:t>
+        <w:t xml:space="preserve">Bộ lọc “mini” trên cột </w:t>
       </w:r>
       <w:r>
         <w:rPr>
@@ -2312,13 +1760,7 @@
         <w:t xml:space="preserve">Thông tin lô hàng</w:t>
       </w:r>
       <w:r>
-        <w:t xml:space="preserve"> </w:t>
-      </w:r>
-      <w:r>
-        <w:t xml:space="preserve">và</w:t>
-      </w:r>
-      <w:r>
-        <w:t xml:space="preserve"> </w:t>
+        <w:t xml:space="preserve"> và </w:t>
       </w:r>
       <w:r>
         <w:rPr>
@@ -2328,84 +1770,48 @@
         <w:t xml:space="preserve">Phân xe</w:t>
       </w:r>
       <w:r>
-        <w:t xml:space="preserve">: cho phép tìm tên</w:t>
-      </w:r>
-      <w:r>
-        <w:t xml:space="preserve"> </w:t>
-      </w:r>
-      <w:r>
-        <w:t xml:space="preserve">khách hàng, tên nhà xe. Khi tới kỳ chốt công nợ, lọc của bên nào bấm chọn bên</w:t>
-      </w:r>
-      <w:r>
-        <w:t xml:space="preserve"> </w:t>
-      </w:r>
-      <w:r>
-        <w:t xml:space="preserve">đó.</w:t>
+        <w:t>: cho phép tìm tên khách hàng, tên nhà xe. Khi tới kỳ chốt công nợ, lọc của bên nào bấm chọn bên đó.</w:t>
+      </w:r>
+    </w:p>
+    <w:bookmarkEnd w:id="54"/>
+    <w:bookmarkStart w:id="55" w:name="gửi-yêu-cầu-điều-chỉnh-cước"/>
+    <w:p>
+      <w:pPr>
+        <w:pStyle w:val="Heading3"/>
+      </w:pPr>
+      <w:r>
+        <w:t xml:space="preserve">4.2 Gửi yêu cầu điều chỉnh cước</w:t>
+      </w:r>
+    </w:p>
+    <w:p>
+      <w:pPr>
+        <w:pStyle w:val="Compact"/>
+        <w:numPr>
+          <w:ilvl w:val="0"/>
+          <w:numId w:val="1016"/>
+        </w:numPr>
+      </w:pPr>
+      <w:r>
+        <w:t xml:space="preserve">Khi kiểm tra thấy chuyến hàng lệch cước: tích vào dòng chuyến hàng, chọn gửi yêu cầu điều chỉnh cước → hệ thống đẩy yêu cầu tới người có quyền “phê duyệt”. Tại thời gian đó </w:t>
+      </w:r>
+      <w:r>
+        <w:rPr>
+          <w:b/>
+          <w:bCs/>
+        </w:rPr>
+        <w:t xml:space="preserve">không thể chọn xuất Debit lô hàng</w:t>
+      </w:r>
+      <w:r>
+        <w:t xml:space="preserve">.</w:t>
       </w:r>
     </w:p>
     <w:bookmarkEnd w:id="55"/>
-    <w:bookmarkStart w:id="56" w:name="gửi-yêu-cầu-điều-chỉnh-cước"/>
+    <w:bookmarkStart w:id="59" w:name="xuất-debit"/>
     <w:p>
       <w:pPr>
         <w:pStyle w:val="Heading3"/>
       </w:pPr>
       <w:r>
-        <w:t xml:space="preserve">4.2 Gửi yêu cầu điều chỉnh cước</w:t>
-      </w:r>
-    </w:p>
-    <w:p>
-      <w:pPr>
-        <w:pStyle w:val="Compact"/>
-        <w:numPr>
-          <w:ilvl w:val="0"/>
-          <w:numId w:val="1016"/>
-        </w:numPr>
-      </w:pPr>
-      <w:r>
-        <w:t xml:space="preserve">Khi kiểm tra thấy chuyến hàng lệch cước: tích vào dòng chuyến hàng, chọn gửi</w:t>
-      </w:r>
-      <w:r>
-        <w:t xml:space="preserve"> </w:t>
-      </w:r>
-      <w:r>
-        <w:t xml:space="preserve">yêu cầu điều chỉnh cước → hệ thống đẩy yêu cầu tới người có quyền</w:t>
-      </w:r>
-      <w:r>
-        <w:t xml:space="preserve"> </w:t>
-      </w:r>
-      <w:r>
-        <w:t xml:space="preserve">“phê duyệt”</w:t>
-      </w:r>
-      <w:r>
-        <w:t xml:space="preserve">.</w:t>
-      </w:r>
-      <w:r>
-        <w:t xml:space="preserve"> </w:t>
-      </w:r>
-      <w:r>
-        <w:t xml:space="preserve">Tại thời gian đó</w:t>
-      </w:r>
-      <w:r>
-        <w:t xml:space="preserve"> </w:t>
-      </w:r>
-      <w:r>
-        <w:rPr>
-          <w:b/>
-          <w:bCs/>
-        </w:rPr>
-        <w:t xml:space="preserve">không thể chọn xuất Debit lô hàng</w:t>
-      </w:r>
-      <w:r>
-        <w:t xml:space="preserve">.</w:t>
-      </w:r>
-    </w:p>
-    <w:bookmarkEnd w:id="56"/>
-    <w:bookmarkStart w:id="60" w:name="xuất-debit"/>
-    <w:p>
-      <w:pPr>
-        <w:pStyle w:val="Heading3"/>
-      </w:pPr>
-      <w:r>
         <w:t xml:space="preserve">4.3 Xuất Debit</w:t>
       </w:r>
     </w:p>
@@ -2414,37 +1820,7 @@
         <w:pStyle w:val="FirstParagraph"/>
       </w:pPr>
       <w:r>
-        <w:t xml:space="preserve">Ví dụ gốc của chủ sản phẩm — lọc kiểm tra cước phải trả</w:t>
-      </w:r>
-      <w:r>
-        <w:t xml:space="preserve"> </w:t>
-      </w:r>
-      <w:r>
-        <w:t xml:space="preserve">“Nhà xe A”</w:t>
-      </w:r>
-      <w:r>
-        <w:t xml:space="preserve">: chọn lọc</w:t>
-      </w:r>
-      <w:r>
-        <w:t xml:space="preserve"> </w:t>
-      </w:r>
-      <w:r>
-        <w:t xml:space="preserve">“Nhà xe A”</w:t>
-      </w:r>
-      <w:r>
-        <w:t xml:space="preserve"> </w:t>
-      </w:r>
-      <w:r>
-        <w:t xml:space="preserve">tại cột Phân xe; nếu cước đã chính xác, tích chọn ALL hoặc một dòng</w:t>
-      </w:r>
-      <w:r>
-        <w:t xml:space="preserve"> </w:t>
-      </w:r>
-      <w:r>
-        <w:t xml:space="preserve">trên tổng số sản lượng kỳ lọc → chọn</w:t>
-      </w:r>
-      <w:r>
-        <w:t xml:space="preserve"> </w:t>
+        <w:t xml:space="preserve">Ví dụ gốc của chủ sản phẩm — lọc kiểm tra cước phải trả “Nhà xe A”: chọn lọc “Nhà xe A” tại cột Phân xe; nếu cước đã chính xác, tích chọn ALL hoặc một dòng trên tổng số sản lượng kỳ lọc → chọn </w:t>
       </w:r>
       <w:r>
         <w:rPr>
@@ -2466,18 +1842,18 @@
           <wp:inline>
             <wp:extent cx="5334000" cy="989610"/>
             <wp:effectExtent b="0" l="0" r="0" t="0"/>
-            <wp:docPr descr="" title="" id="58" name="Picture"/>
+            <wp:docPr descr="" title="" id="57" name="Picture"/>
             <a:graphic>
               <a:graphicData uri="http://schemas.openxmlformats.org/drawingml/2006/picture">
                 <pic:pic>
                   <pic:nvPicPr>
-                    <pic:cNvPr descr="/tmp/prd-510/media/image11.png" id="59" name="Picture"/>
+                    <pic:cNvPr descr="/tmp/prd-510/media/image11.png" id="58" name="Picture"/>
                     <pic:cNvPicPr>
                       <a:picLocks noChangeArrowheads="1" noChangeAspect="1"/>
                     </pic:cNvPicPr>
                   </pic:nvPicPr>
                   <pic:blipFill>
-                    <a:blip r:embed="rId57"/>
+                    <a:blip r:embed="rId56"/>
                     <a:stretch>
                       <a:fillRect/>
                     </a:stretch>
@@ -2570,37 +1946,7 @@
         <w:t xml:space="preserve">Phải thu / phải trả</w:t>
       </w:r>
       <w:r>
-        <w:t xml:space="preserve">: tích chọn. Với ví dụ</w:t>
-      </w:r>
-      <w:r>
-        <w:t xml:space="preserve"> </w:t>
-      </w:r>
-      <w:r>
-        <w:t xml:space="preserve">“Nhà xe A”</w:t>
-      </w:r>
-      <w:r>
-        <w:t xml:space="preserve"> </w:t>
-      </w:r>
-      <w:r>
-        <w:t xml:space="preserve">tích phải trả → hiện</w:t>
-      </w:r>
-      <w:r>
-        <w:t xml:space="preserve"> </w:t>
-      </w:r>
-      <w:r>
-        <w:t xml:space="preserve">tên</w:t>
-      </w:r>
-      <w:r>
-        <w:t xml:space="preserve"> </w:t>
-      </w:r>
-      <w:r>
-        <w:t xml:space="preserve">“Nhà xe A”</w:t>
-      </w:r>
-      <w:r>
-        <w:t xml:space="preserve"> </w:t>
-      </w:r>
-      <w:r>
-        <w:t xml:space="preserve">với số tiền phải trả.</w:t>
+        <w:t>: tích chọn. Với ví dụ “Nhà xe A” tích phải trả → hiện tên “Nhà xe A” với số tiền phải trả.</w:t>
       </w:r>
     </w:p>
     <w:p>
@@ -2619,13 +1965,7 @@
         <w:t xml:space="preserve">VAT</w:t>
       </w:r>
       <w:r>
-        <w:t xml:space="preserve">: cho tích chọn 0 / 5 / 8 / 10% — hệ thống tự nhân với số tiền phải</w:t>
-      </w:r>
-      <w:r>
-        <w:t xml:space="preserve"> </w:t>
-      </w:r>
-      <w:r>
-        <w:t xml:space="preserve">trả để hiện số tiền VAT.</w:t>
+        <w:t>: cho tích chọn 0 / 5 / 8 / 10% — hệ thống tự nhân với số tiền phải trả để hiện số tiền VAT.</w:t>
       </w:r>
     </w:p>
     <w:p>
@@ -2637,10 +1977,7 @@
         </w:numPr>
       </w:pPr>
       <w:r>
-        <w:t xml:space="preserve">Cột</w:t>
-      </w:r>
-      <w:r>
-        <w:t xml:space="preserve"> </w:t>
+        <w:t xml:space="preserve">Cột </w:t>
       </w:r>
       <w:r>
         <w:rPr>
@@ -2650,14 +1987,11 @@
         <w:t xml:space="preserve">tổng tiền</w:t>
       </w:r>
       <w:r>
-        <w:t xml:space="preserve"> </w:t>
-      </w:r>
-      <w:r>
-        <w:t xml:space="preserve">= phải trả + VAT = tổng tiền.</w:t>
-      </w:r>
-    </w:p>
-    <w:bookmarkEnd w:id="60"/>
-    <w:bookmarkStart w:id="64" w:name="X32293551cf32e309a4e26f895aed0198dfcd886"/>
+        <w:t xml:space="preserve"> = phải trả + VAT = tổng tiền.</w:t>
+      </w:r>
+    </w:p>
+    <w:bookmarkEnd w:id="59"/>
+    <w:bookmarkStart w:id="63" w:name="X32293551cf32e309a4e26f895aed0198dfcd886"/>
     <w:p>
       <w:pPr>
         <w:pStyle w:val="Heading3"/>
@@ -2682,28 +2016,7 @@
         <w:t xml:space="preserve">Chi tiết phải thu/trả</w:t>
       </w:r>
       <w:r>
-        <w:t xml:space="preserve"> </w:t>
-      </w:r>
-      <w:r>
-        <w:t xml:space="preserve">(tìm theo thời gian từ ngày … đến ngày …): bảng tổng</w:t>
-      </w:r>
-      <w:r>
-        <w:t xml:space="preserve"> </w:t>
-      </w:r>
-      <w:r>
-        <w:t xml:space="preserve">hợp sản lượng vận tải của các bên trong tháng, dùng để đối soát nhanh cuối</w:t>
-      </w:r>
-      <w:r>
-        <w:t xml:space="preserve"> </w:t>
-      </w:r>
-      <w:r>
-        <w:t xml:space="preserve">tháng — chốt lại tổng số lượng ncc/vendor phải xử lý trong tháng, tránh xót</w:t>
-      </w:r>
-      <w:r>
-        <w:t xml:space="preserve"> </w:t>
-      </w:r>
-      <w:r>
-        <w:t xml:space="preserve">khách hàng (ảnh 12).</w:t>
+        <w:t xml:space="preserve"> (tìm theo thời gian từ ngày … đến ngày …): bảng tổng hợp sản lượng vận tải của các bên trong tháng, dùng để đối soát nhanh cuối tháng — chốt lại tổng số lượng ncc/vendor phải xử lý trong tháng, tránh xót khách hàng (ảnh 12).</w:t>
       </w:r>
     </w:p>
     <w:p>
@@ -2715,18 +2028,18 @@
           <wp:inline>
             <wp:extent cx="5334000" cy="2220260"/>
             <wp:effectExtent b="0" l="0" r="0" t="0"/>
-            <wp:docPr descr="" title="" id="62" name="Picture"/>
+            <wp:docPr descr="" title="" id="61" name="Picture"/>
             <a:graphic>
               <a:graphicData uri="http://schemas.openxmlformats.org/drawingml/2006/picture">
                 <pic:pic>
                   <pic:nvPicPr>
-                    <pic:cNvPr descr="/tmp/prd-510/media/image12.png" id="63" name="Picture"/>
+                    <pic:cNvPr descr="/tmp/prd-510/media/image12.png" id="62" name="Picture"/>
                     <pic:cNvPicPr>
                       <a:picLocks noChangeArrowheads="1" noChangeAspect="1"/>
                     </pic:cNvPicPr>
                   </pic:nvPicPr>
                   <pic:blipFill>
-                    <a:blip r:embed="rId61"/>
+                    <a:blip r:embed="rId60"/>
                     <a:stretch>
                       <a:fillRect/>
                     </a:stretch>
@@ -2769,45 +2082,117 @@
         <w:t xml:space="preserve">Tổng hợp công nợ phải thu/trả</w:t>
       </w:r>
       <w:r>
-        <w:t xml:space="preserve"> </w:t>
-      </w:r>
-      <w:r>
-        <w:t xml:space="preserve">theo tháng: tổng số tiền + VAT.</w:t>
-      </w:r>
-    </w:p>
+        <w:t xml:space="preserve"> theo tháng: tổng số tiền + VAT.</w:t>
+      </w:r>
+    </w:p>
+    <w:bookmarkEnd w:id="63"/>
     <w:bookmarkEnd w:id="64"/>
+    <w:bookmarkStart w:id="65" w:name="danh-mục-quỹ"/>
+    <w:p>
+      <w:pPr>
+        <w:pStyle w:val="Heading2"/>
+      </w:pPr>
+      <w:r>
+        <w:t xml:space="preserve">5. Danh mục Quỹ</w:t>
+      </w:r>
+    </w:p>
+    <w:p>
+      <w:pPr>
+        <w:pStyle w:val="Compact"/>
+        <w:numPr>
+          <w:ilvl w:val="0"/>
+          <w:numId w:val="1020"/>
+        </w:numPr>
+      </w:pPr>
+      <w:r>
+        <w:t xml:space="preserve">Quỹ tiền mặt.</w:t>
+      </w:r>
+    </w:p>
+    <w:p>
+      <w:pPr>
+        <w:pStyle w:val="Compact"/>
+        <w:numPr>
+          <w:ilvl w:val="0"/>
+          <w:numId w:val="1020"/>
+        </w:numPr>
+      </w:pPr>
+      <w:r>
+        <w:t xml:space="preserve">Quỹ công ty.</w:t>
+      </w:r>
+    </w:p>
+    <w:p>
+      <w:pPr>
+        <w:pStyle w:val="FirstParagraph"/>
+      </w:pPr>
+      <w:r>
+        <w:t xml:space="preserve">Dashboard (§2.3) và ghi nhận hoàn cược (§3.6) đọc số tiền từ các quỹ này.</w:t>
+      </w:r>
+    </w:p>
     <w:bookmarkEnd w:id="65"/>
-    <w:bookmarkStart w:id="66" w:name="danh-mục-quỹ"/>
+    <w:bookmarkStart w:id="66" w:name="danh-mục-khác"/>
     <w:p>
       <w:pPr>
         <w:pStyle w:val="Heading2"/>
       </w:pPr>
       <w:r>
-        <w:t xml:space="preserve">5. Danh mục Quỹ</w:t>
-      </w:r>
-    </w:p>
-    <w:p>
-      <w:pPr>
-        <w:pStyle w:val="Compact"/>
-        <w:numPr>
-          <w:ilvl w:val="0"/>
-          <w:numId w:val="1020"/>
-        </w:numPr>
-      </w:pPr>
-      <w:r>
-        <w:t xml:space="preserve">Quỹ tiền mặt.</w:t>
-      </w:r>
-    </w:p>
-    <w:p>
-      <w:pPr>
-        <w:pStyle w:val="Compact"/>
-        <w:numPr>
-          <w:ilvl w:val="0"/>
-          <w:numId w:val="1020"/>
-        </w:numPr>
-      </w:pPr>
-      <w:r>
-        <w:t xml:space="preserve">Quỹ công ty.</w:t>
+        <w:t xml:space="preserve">6. Danh mục Khác</w:t>
+      </w:r>
+    </w:p>
+    <w:p>
+      <w:pPr>
+        <w:pStyle w:val="Compact"/>
+        <w:numPr>
+          <w:ilvl w:val="0"/>
+          <w:numId w:val="1021"/>
+        </w:numPr>
+      </w:pPr>
+      <w:r>
+        <w:rPr>
+          <w:b/>
+          <w:bCs/>
+        </w:rPr>
+        <w:t xml:space="preserve">Bảng chấm công</w:t>
+      </w:r>
+      <w:r>
+        <w:t xml:space="preserve">: chia văn phòng / lái xe.</w:t>
+      </w:r>
+    </w:p>
+    <w:p>
+      <w:pPr>
+        <w:pStyle w:val="Compact"/>
+        <w:numPr>
+          <w:ilvl w:val="0"/>
+          <w:numId w:val="1021"/>
+        </w:numPr>
+      </w:pPr>
+      <w:r>
+        <w:rPr>
+          <w:b/>
+          <w:bCs/>
+        </w:rPr>
+        <w:t xml:space="preserve">Bảng lương</w:t>
+      </w:r>
+      <w:r>
+        <w:t xml:space="preserve">: chia văn phòng / lái xe.</w:t>
+      </w:r>
+    </w:p>
+    <w:p>
+      <w:pPr>
+        <w:pStyle w:val="Compact"/>
+        <w:numPr>
+          <w:ilvl w:val="0"/>
+          <w:numId w:val="1021"/>
+        </w:numPr>
+      </w:pPr>
+      <w:r>
+        <w:rPr>
+          <w:b/>
+          <w:bCs/>
+        </w:rPr>
+        <w:t xml:space="preserve">Danh sách nhân sự</w:t>
+      </w:r>
+      <w:r>
+        <w:t xml:space="preserve">.</w:t>
       </w:r>
     </w:p>
     <w:p>
@@ -2815,104 +2200,11 @@
         <w:pStyle w:val="FirstParagraph"/>
       </w:pPr>
       <w:r>
-        <w:t xml:space="preserve">Dashboard (§2.3) và ghi nhận hoàn cược (§3.6) đọc số tiền từ các quỹ này.</w:t>
+        <w:t>Hiện trạng: màn hình lương/nhân sự hiện hành đã quản lý theo “Đơn vị phụ trách” (bộ phận) của từng nhân sự; yêu cầu mới của chủ sản phẩm là hiển thị tách văn phòng / lái xe.</w:t>
       </w:r>
     </w:p>
     <w:bookmarkEnd w:id="66"/>
-    <w:bookmarkStart w:id="67" w:name="danh-mục-khác"/>
-    <w:p>
-      <w:pPr>
-        <w:pStyle w:val="Heading2"/>
-      </w:pPr>
-      <w:r>
-        <w:t xml:space="preserve">6. Danh mục Khác</w:t>
-      </w:r>
-    </w:p>
-    <w:p>
-      <w:pPr>
-        <w:pStyle w:val="Compact"/>
-        <w:numPr>
-          <w:ilvl w:val="0"/>
-          <w:numId w:val="1021"/>
-        </w:numPr>
-      </w:pPr>
-      <w:r>
-        <w:rPr>
-          <w:b/>
-          <w:bCs/>
-        </w:rPr>
-        <w:t xml:space="preserve">Bảng chấm công</w:t>
-      </w:r>
-      <w:r>
-        <w:t xml:space="preserve">: chia văn phòng / lái xe.</w:t>
-      </w:r>
-    </w:p>
-    <w:p>
-      <w:pPr>
-        <w:pStyle w:val="Compact"/>
-        <w:numPr>
-          <w:ilvl w:val="0"/>
-          <w:numId w:val="1021"/>
-        </w:numPr>
-      </w:pPr>
-      <w:r>
-        <w:rPr>
-          <w:b/>
-          <w:bCs/>
-        </w:rPr>
-        <w:t xml:space="preserve">Bảng lương</w:t>
-      </w:r>
-      <w:r>
-        <w:t xml:space="preserve">: chia văn phòng / lái xe.</w:t>
-      </w:r>
-    </w:p>
-    <w:p>
-      <w:pPr>
-        <w:pStyle w:val="Compact"/>
-        <w:numPr>
-          <w:ilvl w:val="0"/>
-          <w:numId w:val="1021"/>
-        </w:numPr>
-      </w:pPr>
-      <w:r>
-        <w:rPr>
-          <w:b/>
-          <w:bCs/>
-        </w:rPr>
-        <w:t xml:space="preserve">Danh sách nhân sự</w:t>
-      </w:r>
-      <w:r>
-        <w:t xml:space="preserve">.</w:t>
-      </w:r>
-    </w:p>
-    <w:p>
-      <w:pPr>
-        <w:pStyle w:val="FirstParagraph"/>
-      </w:pPr>
-      <w:r>
-        <w:t xml:space="preserve">Hiện trạng: màn hình lương/nhân sự hiện hành đã quản lý theo</w:t>
-      </w:r>
-      <w:r>
-        <w:t xml:space="preserve"> </w:t>
-      </w:r>
-      <w:r>
-        <w:t xml:space="preserve">“Đơn vị phụ trách”</w:t>
-      </w:r>
-      <w:r>
-        <w:t xml:space="preserve"> </w:t>
-      </w:r>
-      <w:r>
-        <w:t xml:space="preserve">(bộ phận) của từng nhân sự; yêu cầu mới của chủ sản phẩm là hiển thị tách</w:t>
-      </w:r>
-      <w:r>
-        <w:t xml:space="preserve"> </w:t>
-      </w:r>
-      <w:r>
-        <w:t xml:space="preserve">văn phòng / lái xe.</w:t>
-      </w:r>
-    </w:p>
-    <w:bookmarkEnd w:id="67"/>
-    <w:bookmarkStart w:id="68" w:name="tiêu-chí-chấp-nhận"/>
+    <w:bookmarkStart w:id="67" w:name="tiêu-chí-chấp-nhận"/>
     <w:p>
       <w:pPr>
         <w:pStyle w:val="Heading2"/>
@@ -3242,13 +2534,7 @@
               <w:pStyle w:val="Compact"/>
             </w:pPr>
             <w:r>
-              <w:t xml:space="preserve">Duyệt tạm ứng xong → Sổ Quỹ tài khoản OPS khớp</w:t>
-            </w:r>
-            <w:r>
-              <w:t xml:space="preserve"> </w:t>
-            </w:r>
-            <w:r>
-              <w:t xml:space="preserve">“Còn phải hoàn ứng”</w:t>
+              <w:t>Duyệt tạm ứng xong → Sổ Quỹ tài khoản OPS khớp “Còn phải hoàn ứng”</w:t>
             </w:r>
           </w:p>
         </w:tc>
@@ -3326,257 +2612,102 @@
         </w:tc>
       </w:tr>
     </w:tbl>
+    <w:bookmarkEnd w:id="67"/>
+    <w:bookmarkStart w:id="68" w:name="điểm-cần-làm-rõ"/>
+    <w:p>
+      <w:pPr>
+        <w:pStyle w:val="Heading2"/>
+      </w:pPr>
+      <w:r>
+        <w:t xml:space="preserve">8. Điểm cần làm rõ</w:t>
+      </w:r>
+    </w:p>
+    <w:p>
+      <w:pPr>
+        <w:pStyle w:val="Compact"/>
+        <w:numPr>
+          <w:ilvl w:val="0"/>
+          <w:numId w:val="1022"/>
+        </w:numPr>
+      </w:pPr>
+      <w:r>
+        <w:t>File nguồn ghi “chia phân hệ kế toán làm thành 3 mục chính” nhưng liệt kê 4 danh mục (Phơi phiếu / Công nợ vận tải / Quỹ / Khác) — tài liệu này giữ nguyên 4 danh mục.</w:t>
+      </w:r>
+    </w:p>
+    <w:p>
+      <w:pPr>
+        <w:pStyle w:val="Compact"/>
+        <w:numPr>
+          <w:ilvl w:val="0"/>
+          <w:numId w:val="1022"/>
+        </w:numPr>
+      </w:pPr>
+      <w:r>
+        <w:t>Yêu cầu “đẩy yêu cầu tới người có quyền phê duyệt” (§4.2) và bước “duyệt chi phí” tạm ứng/chi phí lái xe (§3.3, §3.7) chạm nguyên tắc không phê duyệt nội bộ ở README.md §2.1. Đây là yêu cầu gốc của chủ sản phẩm nên được ghi nhận; cần chủ sản phẩm xác định vai trò “phê duyệt” và cách đối chiếu với nguyên tắc chung.</w:t>
+      </w:r>
+    </w:p>
+    <w:p>
+      <w:pPr>
+        <w:pStyle w:val="Compact"/>
+        <w:numPr>
+          <w:ilvl w:val="0"/>
+          <w:numId w:val="1022"/>
+        </w:numPr>
+      </w:pPr>
+      <w:r>
+        <w:t xml:space="preserve">Quỹ đích khi tích hoàn cược (§3.6): tài khoản ACB cố định hay cấu hình được?</w:t>
+      </w:r>
+    </w:p>
+    <w:p>
+      <w:pPr>
+        <w:pStyle w:val="Compact"/>
+        <w:numPr>
+          <w:ilvl w:val="0"/>
+          <w:numId w:val="1022"/>
+        </w:numPr>
+      </w:pPr>
+      <w:r>
+        <w:t>Các phân hệ còn lại của “5.10 - CHI TIẾT CÁC BỘ PHẬN” (Điều độ, Lái xe, CUS, …) chưa nhận file nguồn.</w:t>
+      </w:r>
+    </w:p>
+    <w:p>
+      <w:pPr>
+        <w:pStyle w:val="Compact"/>
+        <w:numPr>
+          <w:ilvl w:val="0"/>
+          <w:numId w:val="1022"/>
+        </w:numPr>
+      </w:pPr>
+      <w:r>
+        <w:t>Hai mục “đã làm – chưa test” (§3.5, §3.6) cần rung kiểm thử UI (rung 3) trước khi tuyên bố hoàn thành.</w:t>
+      </w:r>
+    </w:p>
+    <w:p>
+      <w:pPr>
+        <w:pStyle w:val="Compact"/>
+        <w:numPr>
+          <w:ilvl w:val="0"/>
+          <w:numId w:val="1022"/>
+        </w:numPr>
+      </w:pPr>
+      <w:r>
+        <w:t>Trạng thái “nhận phơi” tích trên desktop (§3.1) — cần ánh xạ với trạng thái hiện có của hệ thống.</w:t>
+      </w:r>
+    </w:p>
+    <w:p>
+      <w:pPr>
+        <w:pStyle w:val="Compact"/>
+        <w:numPr>
+          <w:ilvl w:val="0"/>
+          <w:numId w:val="1022"/>
+        </w:numPr>
+      </w:pPr>
+      <w:r>
+        <w:t xml:space="preserve">Tổng hợp thu/trả phơi ẩn khách dư 0 (§3.4): có cần nút bật hiện lại không?</w:t>
+      </w:r>
+    </w:p>
     <w:bookmarkEnd w:id="68"/>
-    <w:bookmarkStart w:id="69" w:name="điểm-cần-làm-rõ"/>
-    <w:p>
-      <w:pPr>
-        <w:pStyle w:val="Heading2"/>
-      </w:pPr>
-      <w:r>
-        <w:t xml:space="preserve">8. Điểm cần làm rõ</w:t>
-      </w:r>
-    </w:p>
-    <w:p>
-      <w:pPr>
-        <w:pStyle w:val="Compact"/>
-        <w:numPr>
-          <w:ilvl w:val="0"/>
-          <w:numId w:val="1022"/>
-        </w:numPr>
-      </w:pPr>
-      <w:r>
-        <w:t xml:space="preserve">File nguồn ghi</w:t>
-      </w:r>
-      <w:r>
-        <w:t xml:space="preserve"> </w:t>
-      </w:r>
-      <w:r>
-        <w:t xml:space="preserve">“chia phân hệ kế toán làm thành 3 mục chính”</w:t>
-      </w:r>
-      <w:r>
-        <w:t xml:space="preserve"> </w:t>
-      </w:r>
-      <w:r>
-        <w:t xml:space="preserve">nhưng liệt kê 4</w:t>
-      </w:r>
-      <w:r>
-        <w:t xml:space="preserve"> </w:t>
-      </w:r>
-      <w:r>
-        <w:t xml:space="preserve">danh mục (Phơi phiếu / Công nợ vận tải / Quỹ / Khác) — tài liệu này giữ nguyên</w:t>
-      </w:r>
-      <w:r>
-        <w:t xml:space="preserve"> </w:t>
-      </w:r>
-      <w:r>
-        <w:t xml:space="preserve">4 danh mục.</w:t>
-      </w:r>
-    </w:p>
-    <w:p>
-      <w:pPr>
-        <w:pStyle w:val="Compact"/>
-        <w:numPr>
-          <w:ilvl w:val="0"/>
-          <w:numId w:val="1022"/>
-        </w:numPr>
-      </w:pPr>
-      <w:r>
-        <w:t xml:space="preserve">Yêu cầu</w:t>
-      </w:r>
-      <w:r>
-        <w:t xml:space="preserve"> </w:t>
-      </w:r>
-      <w:r>
-        <w:t xml:space="preserve">“đẩy yêu cầu tới người có quyền phê duyệt”</w:t>
-      </w:r>
-      <w:r>
-        <w:t xml:space="preserve"> </w:t>
-      </w:r>
-      <w:r>
-        <w:t xml:space="preserve">(§4.2) và bước</w:t>
-      </w:r>
-      <w:r>
-        <w:t xml:space="preserve"> </w:t>
-      </w:r>
-      <w:r>
-        <w:t xml:space="preserve">“duyệt chi</w:t>
-      </w:r>
-      <w:r>
-        <w:t xml:space="preserve"> </w:t>
-      </w:r>
-      <w:r>
-        <w:t xml:space="preserve">phí”</w:t>
-      </w:r>
-      <w:r>
-        <w:t xml:space="preserve"> </w:t>
-      </w:r>
-      <w:r>
-        <w:t xml:space="preserve">tạm ứng/chi phí lái xe (§3.3, §3.7) chạm nguyên tắc không phê duyệt nội</w:t>
-      </w:r>
-      <w:r>
-        <w:t xml:space="preserve"> </w:t>
-      </w:r>
-      <w:r>
-        <w:t xml:space="preserve">bộ ở</w:t>
-      </w:r>
-      <w:r>
-        <w:t xml:space="preserve"> </w:t>
-      </w:r>
-      <w:hyperlink r:id="rId9">
-        <w:r>
-          <w:rPr>
-            <w:rStyle w:val="Hyperlink"/>
-          </w:rPr>
-          <w:t xml:space="preserve">README.md</w:t>
-        </w:r>
-      </w:hyperlink>
-      <w:r>
-        <w:t xml:space="preserve"> </w:t>
-      </w:r>
-      <w:r>
-        <w:t xml:space="preserve">§2.1. Đây là yêu cầu gốc của chủ sản phẩm nên được</w:t>
-      </w:r>
-      <w:r>
-        <w:t xml:space="preserve"> </w:t>
-      </w:r>
-      <w:r>
-        <w:t xml:space="preserve">ghi nhận; cần chủ sản phẩm xác định vai trò</w:t>
-      </w:r>
-      <w:r>
-        <w:t xml:space="preserve"> </w:t>
-      </w:r>
-      <w:r>
-        <w:t xml:space="preserve">“phê duyệt”</w:t>
-      </w:r>
-      <w:r>
-        <w:t xml:space="preserve"> </w:t>
-      </w:r>
-      <w:r>
-        <w:t xml:space="preserve">và cách đối chiếu với</w:t>
-      </w:r>
-      <w:r>
-        <w:t xml:space="preserve"> </w:t>
-      </w:r>
-      <w:r>
-        <w:t xml:space="preserve">nguyên tắc chung.</w:t>
-      </w:r>
-    </w:p>
-    <w:p>
-      <w:pPr>
-        <w:pStyle w:val="Compact"/>
-        <w:numPr>
-          <w:ilvl w:val="0"/>
-          <w:numId w:val="1022"/>
-        </w:numPr>
-      </w:pPr>
-      <w:r>
-        <w:t xml:space="preserve">Quỹ đích khi tích hoàn cược (§3.6): tài khoản ACB cố định hay cấu hình được?</w:t>
-      </w:r>
-    </w:p>
-    <w:p>
-      <w:pPr>
-        <w:pStyle w:val="Compact"/>
-        <w:numPr>
-          <w:ilvl w:val="0"/>
-          <w:numId w:val="1022"/>
-        </w:numPr>
-      </w:pPr>
-      <w:r>
-        <w:t xml:space="preserve">Các phân hệ còn lại của</w:t>
-      </w:r>
-      <w:r>
-        <w:t xml:space="preserve"> </w:t>
-      </w:r>
-      <w:r>
-        <w:t xml:space="preserve">“5.10 - CHI TIẾT CÁC BỘ PHẬN”</w:t>
-      </w:r>
-      <w:r>
-        <w:t xml:space="preserve"> </w:t>
-      </w:r>
-      <w:r>
-        <w:t xml:space="preserve">(Điều độ, Lái xe, CUS,</w:t>
-      </w:r>
-      <w:r>
-        <w:t xml:space="preserve"> </w:t>
-      </w:r>
-      <w:r>
-        <w:t xml:space="preserve">…) chưa nhận file nguồn.</w:t>
-      </w:r>
-    </w:p>
-    <w:p>
-      <w:pPr>
-        <w:pStyle w:val="Compact"/>
-        <w:numPr>
-          <w:ilvl w:val="0"/>
-          <w:numId w:val="1022"/>
-        </w:numPr>
-      </w:pPr>
-      <w:r>
-        <w:t xml:space="preserve">Hai mục</w:t>
-      </w:r>
-      <w:r>
-        <w:t xml:space="preserve"> </w:t>
-      </w:r>
-      <w:r>
-        <w:t xml:space="preserve">“đã làm – chưa test”</w:t>
-      </w:r>
-      <w:r>
-        <w:t xml:space="preserve"> </w:t>
-      </w:r>
-      <w:r>
-        <w:t xml:space="preserve">(§3.5, §3.6) cần rung kiểm thử UI (rung 3) trước</w:t>
-      </w:r>
-      <w:r>
-        <w:t xml:space="preserve"> </w:t>
-      </w:r>
-      <w:r>
-        <w:t xml:space="preserve">khi tuyên bố hoàn thành.</w:t>
-      </w:r>
-    </w:p>
-    <w:p>
-      <w:pPr>
-        <w:pStyle w:val="Compact"/>
-        <w:numPr>
-          <w:ilvl w:val="0"/>
-          <w:numId w:val="1022"/>
-        </w:numPr>
-      </w:pPr>
-      <w:r>
-        <w:t xml:space="preserve">Trạng thái</w:t>
-      </w:r>
-      <w:r>
-        <w:t xml:space="preserve"> </w:t>
-      </w:r>
-      <w:r>
-        <w:t xml:space="preserve">“nhận phơi”</w:t>
-      </w:r>
-      <w:r>
-        <w:t xml:space="preserve"> </w:t>
-      </w:r>
-      <w:r>
-        <w:t xml:space="preserve">tích trên desktop (§3.1) — cần ánh xạ với trạng thái</w:t>
-      </w:r>
-      <w:r>
-        <w:t xml:space="preserve"> </w:t>
-      </w:r>
-      <w:r>
-        <w:t xml:space="preserve">hiện có của hệ thống.</w:t>
-      </w:r>
-    </w:p>
-    <w:p>
-      <w:pPr>
-        <w:pStyle w:val="Compact"/>
-        <w:numPr>
-          <w:ilvl w:val="0"/>
-          <w:numId w:val="1022"/>
-        </w:numPr>
-      </w:pPr>
-      <w:r>
-        <w:t xml:space="preserve">Tổng hợp thu/trả phơi ẩn khách dư 0 (§3.4): có cần nút bật hiện lại không?</w:t>
-      </w:r>
-    </w:p>
     <w:bookmarkEnd w:id="69"/>
-    <w:bookmarkEnd w:id="70"/>
     <w:sectPr>
       <w:footnotePr>
         <w:numRestart w:val="eachSect"/>
